--- a/URD_JiASsist.docx
+++ b/URD_JiASsist.docx
@@ -19713,7 +19713,25 @@
                       <w:szCs w:val="28"/>
                       <w:lang w:val="vi-VN"/>
                     </w:rPr>
-                    <w:t xml:space="preserve"> thị màn hình thêm mới gồm các trường thông tin </w:t>
+                    <w:t xml:space="preserve"> thị màn hình </w:t>
+                  </w:r>
+                  <w:r>
+                    <w:rPr>
+                      <w:color w:val="000000"/>
+                      <w:sz w:val="28"/>
+                      <w:szCs w:val="28"/>
+                      <w:lang w:val="vi-VN"/>
+                    </w:rPr>
+                    <w:t xml:space="preserve">cập nhật </w:t>
+                  </w:r>
+                  <w:r>
+                    <w:rPr>
+                      <w:color w:val="000000"/>
+                      <w:sz w:val="28"/>
+                      <w:szCs w:val="28"/>
+                      <w:lang w:val="vi-VN"/>
+                    </w:rPr>
+                    <w:t xml:space="preserve">gồm các trường thông tin </w:t>
                   </w:r>
                   <w:r>
                     <w:rPr>
@@ -29045,6 +29063,3348 @@
       </w:tr>
     </w:tbl>
     <w:p/>
+    <w:p>
+      <w:pPr>
+        <w:pStyle w:val="Heading3"/>
+        <w:rPr>
+          <w:lang w:val="vi-VN"/>
+        </w:rPr>
+      </w:pPr>
+      <w:r>
+        <w:t>Quản</w:t>
+      </w:r>
+      <w:r>
+        <w:rPr>
+          <w:lang w:val="vi-VN"/>
+        </w:rPr>
+        <w:t xml:space="preserve"> lý Issue</w:t>
+      </w:r>
+    </w:p>
+    <w:tbl>
+      <w:tblPr>
+        <w:tblW w:w="0" w:type="auto"/>
+        <w:tblInd w:w="567" w:type="dxa"/>
+        <w:tblCellMar>
+          <w:top w:w="15" w:type="dxa"/>
+          <w:left w:w="15" w:type="dxa"/>
+          <w:bottom w:w="15" w:type="dxa"/>
+          <w:right w:w="15" w:type="dxa"/>
+        </w:tblCellMar>
+        <w:tblLook w:val="04A0" w:firstRow="1" w:lastRow="0" w:firstColumn="1" w:lastColumn="0" w:noHBand="0" w:noVBand="1"/>
+      </w:tblPr>
+      <w:tblGrid>
+        <w:gridCol w:w="3343"/>
+        <w:gridCol w:w="1350"/>
+        <w:gridCol w:w="2069"/>
+        <w:gridCol w:w="2021"/>
+      </w:tblGrid>
+      <w:tr>
+        <w:trPr>
+          <w:trHeight w:val="680"/>
+        </w:trPr>
+        <w:tc>
+          <w:tcPr>
+            <w:tcW w:w="0" w:type="auto"/>
+            <w:tcBorders>
+              <w:top w:val="single" w:sz="4" w:space="0" w:color="000000"/>
+              <w:left w:val="single" w:sz="4" w:space="0" w:color="000000"/>
+              <w:bottom w:val="single" w:sz="4" w:space="0" w:color="000000"/>
+              <w:right w:val="single" w:sz="4" w:space="0" w:color="000000"/>
+            </w:tcBorders>
+            <w:shd w:val="clear" w:color="auto" w:fill="D9D9D9"/>
+            <w:tcMar>
+              <w:top w:w="0" w:type="dxa"/>
+              <w:left w:w="115" w:type="dxa"/>
+              <w:bottom w:w="0" w:type="dxa"/>
+              <w:right w:w="115" w:type="dxa"/>
+            </w:tcMar>
+          </w:tcPr>
+          <w:p>
+            <w:pPr>
+              <w:pStyle w:val="NormalWeb"/>
+              <w:spacing w:before="0" w:beforeAutospacing="0" w:after="120" w:afterAutospacing="0" w:line="22" w:lineRule="atLeast"/>
+            </w:pPr>
+            <w:r>
+              <w:rPr>
+                <w:color w:val="000000"/>
+                <w:sz w:val="28"/>
+                <w:szCs w:val="28"/>
+              </w:rPr>
+              <w:t>Mã Use case</w:t>
+            </w:r>
+          </w:p>
+        </w:tc>
+        <w:tc>
+          <w:tcPr>
+            <w:tcW w:w="0" w:type="auto"/>
+            <w:tcBorders>
+              <w:top w:val="single" w:sz="4" w:space="0" w:color="000000"/>
+              <w:left w:val="single" w:sz="4" w:space="0" w:color="000000"/>
+              <w:bottom w:val="single" w:sz="4" w:space="0" w:color="000000"/>
+              <w:right w:val="single" w:sz="4" w:space="0" w:color="000000"/>
+            </w:tcBorders>
+            <w:shd w:val="clear" w:color="auto" w:fill="auto"/>
+            <w:tcMar>
+              <w:top w:w="0" w:type="dxa"/>
+              <w:left w:w="115" w:type="dxa"/>
+              <w:bottom w:w="0" w:type="dxa"/>
+              <w:right w:w="115" w:type="dxa"/>
+            </w:tcMar>
+          </w:tcPr>
+          <w:p>
+            <w:pPr>
+              <w:pStyle w:val="NormalWeb"/>
+              <w:spacing w:before="0" w:beforeAutospacing="0" w:after="120" w:afterAutospacing="0" w:line="22" w:lineRule="atLeast"/>
+              <w:rPr>
+                <w:lang w:val="vi-VN"/>
+              </w:rPr>
+            </w:pPr>
+            <w:r>
+              <w:rPr>
+                <w:color w:val="000000"/>
+                <w:sz w:val="28"/>
+                <w:szCs w:val="28"/>
+              </w:rPr>
+              <w:t>UC11</w:t>
+            </w:r>
+          </w:p>
+        </w:tc>
+        <w:tc>
+          <w:tcPr>
+            <w:tcW w:w="0" w:type="auto"/>
+            <w:tcBorders>
+              <w:top w:val="single" w:sz="4" w:space="0" w:color="000000"/>
+              <w:left w:val="single" w:sz="4" w:space="0" w:color="000000"/>
+              <w:bottom w:val="single" w:sz="4" w:space="0" w:color="000000"/>
+              <w:right w:val="single" w:sz="4" w:space="0" w:color="000000"/>
+            </w:tcBorders>
+            <w:shd w:val="clear" w:color="auto" w:fill="D9D9D9"/>
+            <w:tcMar>
+              <w:top w:w="0" w:type="dxa"/>
+              <w:left w:w="115" w:type="dxa"/>
+              <w:bottom w:w="0" w:type="dxa"/>
+              <w:right w:w="115" w:type="dxa"/>
+            </w:tcMar>
+          </w:tcPr>
+          <w:p>
+            <w:pPr>
+              <w:ind w:firstLine="0"/>
+              <w:textAlignment w:val="top"/>
+              <w:rPr>
+                <w:lang w:val="vi-VN"/>
+              </w:rPr>
+            </w:pPr>
+            <w:r>
+              <w:rPr>
+                <w:lang w:val="vi-VN"/>
+              </w:rPr>
+              <w:t>Tên use case</w:t>
+            </w:r>
+          </w:p>
+        </w:tc>
+        <w:tc>
+          <w:tcPr>
+            <w:tcW w:w="0" w:type="auto"/>
+            <w:tcBorders>
+              <w:top w:val="single" w:sz="4" w:space="0" w:color="000000"/>
+              <w:left w:val="single" w:sz="4" w:space="0" w:color="000000"/>
+              <w:bottom w:val="single" w:sz="4" w:space="0" w:color="000000"/>
+              <w:right w:val="single" w:sz="4" w:space="0" w:color="000000"/>
+            </w:tcBorders>
+            <w:shd w:val="clear" w:color="auto" w:fill="auto"/>
+            <w:tcMar>
+              <w:top w:w="0" w:type="dxa"/>
+              <w:left w:w="115" w:type="dxa"/>
+              <w:bottom w:w="0" w:type="dxa"/>
+              <w:right w:w="115" w:type="dxa"/>
+            </w:tcMar>
+          </w:tcPr>
+          <w:p>
+            <w:pPr>
+              <w:ind w:firstLine="0"/>
+              <w:jc w:val="left"/>
+              <w:textAlignment w:val="top"/>
+              <w:rPr>
+                <w:lang w:val="vi-VN"/>
+              </w:rPr>
+            </w:pPr>
+            <w:r>
+              <w:rPr>
+                <w:lang w:val="vi-VN"/>
+              </w:rPr>
+              <w:t xml:space="preserve">Quản </w:t>
+            </w:r>
+            <w:r>
+              <w:rPr>
+                <w:lang w:val="vi-VN"/>
+              </w:rPr>
+              <w:t>lý Issue</w:t>
+            </w:r>
+          </w:p>
+        </w:tc>
+      </w:tr>
+      <w:tr>
+        <w:trPr>
+          <w:trHeight w:val="680"/>
+        </w:trPr>
+        <w:tc>
+          <w:tcPr>
+            <w:tcW w:w="0" w:type="auto"/>
+            <w:tcBorders>
+              <w:top w:val="single" w:sz="4" w:space="0" w:color="000000"/>
+              <w:left w:val="single" w:sz="4" w:space="0" w:color="000000"/>
+              <w:bottom w:val="single" w:sz="4" w:space="0" w:color="000000"/>
+              <w:right w:val="single" w:sz="4" w:space="0" w:color="000000"/>
+            </w:tcBorders>
+            <w:shd w:val="clear" w:color="auto" w:fill="D9D9D9"/>
+            <w:tcMar>
+              <w:top w:w="0" w:type="dxa"/>
+              <w:left w:w="115" w:type="dxa"/>
+              <w:bottom w:w="0" w:type="dxa"/>
+              <w:right w:w="115" w:type="dxa"/>
+            </w:tcMar>
+          </w:tcPr>
+          <w:p>
+            <w:pPr>
+              <w:pStyle w:val="NormalWeb"/>
+              <w:spacing w:before="0" w:beforeAutospacing="0" w:after="120" w:afterAutospacing="0" w:line="22" w:lineRule="atLeast"/>
+            </w:pPr>
+            <w:r>
+              <w:rPr>
+                <w:color w:val="000000"/>
+                <w:sz w:val="28"/>
+                <w:szCs w:val="28"/>
+              </w:rPr>
+              <w:t>Đối tượng</w:t>
+            </w:r>
+          </w:p>
+        </w:tc>
+        <w:tc>
+          <w:tcPr>
+            <w:tcW w:w="0" w:type="auto"/>
+            <w:gridSpan w:val="3"/>
+            <w:tcBorders>
+              <w:top w:val="single" w:sz="4" w:space="0" w:color="000000"/>
+              <w:left w:val="single" w:sz="4" w:space="0" w:color="000000"/>
+              <w:bottom w:val="single" w:sz="4" w:space="0" w:color="000000"/>
+              <w:right w:val="single" w:sz="4" w:space="0" w:color="000000"/>
+            </w:tcBorders>
+            <w:shd w:val="clear" w:color="auto" w:fill="auto"/>
+            <w:tcMar>
+              <w:top w:w="0" w:type="dxa"/>
+              <w:left w:w="115" w:type="dxa"/>
+              <w:bottom w:w="0" w:type="dxa"/>
+              <w:right w:w="115" w:type="dxa"/>
+            </w:tcMar>
+          </w:tcPr>
+          <w:p>
+            <w:pPr>
+              <w:pStyle w:val="NormalWeb"/>
+              <w:spacing w:before="0" w:beforeAutospacing="0" w:after="120" w:afterAutospacing="0" w:line="22" w:lineRule="atLeast"/>
+              <w:rPr>
+                <w:lang w:val="vi-VN"/>
+              </w:rPr>
+            </w:pPr>
+            <w:r>
+              <w:rPr>
+                <w:color w:val="000000"/>
+                <w:sz w:val="28"/>
+                <w:szCs w:val="28"/>
+              </w:rPr>
+              <w:t>Tất</w:t>
+            </w:r>
+            <w:r>
+              <w:rPr>
+                <w:color w:val="000000"/>
+                <w:sz w:val="28"/>
+                <w:szCs w:val="28"/>
+                <w:lang w:val="vi-VN"/>
+              </w:rPr>
+              <w:t xml:space="preserve"> cả vai trò</w:t>
+            </w:r>
+          </w:p>
+        </w:tc>
+      </w:tr>
+      <w:tr>
+        <w:trPr>
+          <w:trHeight w:val="680"/>
+        </w:trPr>
+        <w:tc>
+          <w:tcPr>
+            <w:tcW w:w="0" w:type="auto"/>
+            <w:tcBorders>
+              <w:top w:val="single" w:sz="4" w:space="0" w:color="000000"/>
+              <w:left w:val="single" w:sz="4" w:space="0" w:color="000000"/>
+              <w:bottom w:val="single" w:sz="4" w:space="0" w:color="000000"/>
+              <w:right w:val="single" w:sz="4" w:space="0" w:color="000000"/>
+            </w:tcBorders>
+            <w:shd w:val="clear" w:color="auto" w:fill="D9D9D9"/>
+            <w:tcMar>
+              <w:top w:w="0" w:type="dxa"/>
+              <w:left w:w="115" w:type="dxa"/>
+              <w:bottom w:w="0" w:type="dxa"/>
+              <w:right w:w="115" w:type="dxa"/>
+            </w:tcMar>
+          </w:tcPr>
+          <w:p>
+            <w:pPr>
+              <w:pStyle w:val="NormalWeb"/>
+              <w:spacing w:before="0" w:beforeAutospacing="0" w:after="120" w:afterAutospacing="0" w:line="22" w:lineRule="atLeast"/>
+            </w:pPr>
+            <w:r>
+              <w:rPr>
+                <w:color w:val="000000"/>
+                <w:sz w:val="28"/>
+                <w:szCs w:val="28"/>
+              </w:rPr>
+              <w:t>Mô tả</w:t>
+            </w:r>
+          </w:p>
+        </w:tc>
+        <w:tc>
+          <w:tcPr>
+            <w:tcW w:w="0" w:type="auto"/>
+            <w:gridSpan w:val="3"/>
+            <w:tcBorders>
+              <w:top w:val="single" w:sz="4" w:space="0" w:color="000000"/>
+              <w:left w:val="single" w:sz="4" w:space="0" w:color="000000"/>
+              <w:bottom w:val="single" w:sz="4" w:space="0" w:color="000000"/>
+              <w:right w:val="single" w:sz="4" w:space="0" w:color="000000"/>
+            </w:tcBorders>
+            <w:shd w:val="clear" w:color="auto" w:fill="auto"/>
+            <w:tcMar>
+              <w:top w:w="0" w:type="dxa"/>
+              <w:left w:w="115" w:type="dxa"/>
+              <w:bottom w:w="0" w:type="dxa"/>
+              <w:right w:w="115" w:type="dxa"/>
+            </w:tcMar>
+          </w:tcPr>
+          <w:p>
+            <w:pPr>
+              <w:pStyle w:val="NormalWeb"/>
+              <w:spacing w:before="0" w:beforeAutospacing="0" w:after="120" w:afterAutospacing="0" w:line="22" w:lineRule="atLeast"/>
+              <w:rPr>
+                <w:sz w:val="28"/>
+                <w:szCs w:val="28"/>
+                <w:lang w:val="vi-VN"/>
+              </w:rPr>
+            </w:pPr>
+            <w:r>
+              <w:rPr>
+                <w:color w:val="000000"/>
+                <w:sz w:val="28"/>
+                <w:szCs w:val="28"/>
+              </w:rPr>
+              <w:t xml:space="preserve">Cho phép </w:t>
+            </w:r>
+            <w:r>
+              <w:rPr>
+                <w:color w:val="000000"/>
+                <w:sz w:val="28"/>
+                <w:szCs w:val="28"/>
+                <w:lang w:val="vi-VN"/>
+              </w:rPr>
+              <w:t xml:space="preserve">quản </w:t>
+            </w:r>
+            <w:r>
+              <w:rPr>
+                <w:color w:val="000000"/>
+                <w:sz w:val="28"/>
+                <w:szCs w:val="28"/>
+                <w:lang w:val="vi-VN"/>
+              </w:rPr>
+              <w:t>lý</w:t>
+            </w:r>
+            <w:r>
+              <w:rPr>
+                <w:color w:val="000000"/>
+                <w:sz w:val="28"/>
+                <w:szCs w:val="28"/>
+                <w:lang w:val="vi-VN"/>
+              </w:rPr>
+              <w:t xml:space="preserve"> </w:t>
+            </w:r>
+            <w:r>
+              <w:rPr>
+                <w:color w:val="000000"/>
+                <w:sz w:val="28"/>
+                <w:szCs w:val="28"/>
+                <w:lang w:val="vi-VN"/>
+              </w:rPr>
+              <w:t>các Issue của dự án được phân quyền</w:t>
+            </w:r>
+            <w:r>
+              <w:rPr>
+                <w:color w:val="000000"/>
+                <w:sz w:val="28"/>
+                <w:szCs w:val="28"/>
+                <w:lang w:val="vi-VN"/>
+              </w:rPr>
+              <w:t>.</w:t>
+            </w:r>
+          </w:p>
+        </w:tc>
+      </w:tr>
+      <w:tr>
+        <w:trPr>
+          <w:trHeight w:val="680"/>
+        </w:trPr>
+        <w:tc>
+          <w:tcPr>
+            <w:tcW w:w="0" w:type="auto"/>
+            <w:tcBorders>
+              <w:top w:val="single" w:sz="4" w:space="0" w:color="000000"/>
+              <w:left w:val="single" w:sz="4" w:space="0" w:color="000000"/>
+              <w:bottom w:val="single" w:sz="4" w:space="0" w:color="000000"/>
+              <w:right w:val="single" w:sz="4" w:space="0" w:color="000000"/>
+            </w:tcBorders>
+            <w:shd w:val="clear" w:color="auto" w:fill="D9D9D9"/>
+            <w:tcMar>
+              <w:top w:w="0" w:type="dxa"/>
+              <w:left w:w="115" w:type="dxa"/>
+              <w:bottom w:w="0" w:type="dxa"/>
+              <w:right w:w="115" w:type="dxa"/>
+            </w:tcMar>
+          </w:tcPr>
+          <w:p>
+            <w:pPr>
+              <w:pStyle w:val="NormalWeb"/>
+              <w:spacing w:before="0" w:beforeAutospacing="0" w:after="120" w:afterAutospacing="0" w:line="22" w:lineRule="atLeast"/>
+            </w:pPr>
+            <w:r>
+              <w:rPr>
+                <w:color w:val="000000"/>
+                <w:sz w:val="28"/>
+                <w:szCs w:val="28"/>
+              </w:rPr>
+              <w:t>Sự kiện kích hoạt chức năng</w:t>
+            </w:r>
+          </w:p>
+        </w:tc>
+        <w:tc>
+          <w:tcPr>
+            <w:tcW w:w="0" w:type="auto"/>
+            <w:gridSpan w:val="3"/>
+            <w:tcBorders>
+              <w:top w:val="single" w:sz="4" w:space="0" w:color="000000"/>
+              <w:left w:val="single" w:sz="4" w:space="0" w:color="000000"/>
+              <w:bottom w:val="single" w:sz="4" w:space="0" w:color="000000"/>
+              <w:right w:val="single" w:sz="4" w:space="0" w:color="000000"/>
+            </w:tcBorders>
+            <w:shd w:val="clear" w:color="auto" w:fill="auto"/>
+            <w:tcMar>
+              <w:top w:w="0" w:type="dxa"/>
+              <w:left w:w="115" w:type="dxa"/>
+              <w:bottom w:w="0" w:type="dxa"/>
+              <w:right w:w="115" w:type="dxa"/>
+            </w:tcMar>
+          </w:tcPr>
+          <w:p>
+            <w:pPr>
+              <w:pStyle w:val="NormalWeb"/>
+              <w:spacing w:before="0" w:beforeAutospacing="0" w:after="120" w:afterAutospacing="0" w:line="22" w:lineRule="atLeast"/>
+            </w:pPr>
+            <w:r>
+              <w:rPr>
+                <w:color w:val="000000"/>
+                <w:sz w:val="28"/>
+                <w:szCs w:val="28"/>
+                <w:lang w:val="vi-VN"/>
+              </w:rPr>
+              <w:t>Admin nhấn vào mục ‘</w:t>
+            </w:r>
+            <w:r>
+              <w:rPr>
+                <w:color w:val="000000"/>
+                <w:sz w:val="28"/>
+                <w:szCs w:val="28"/>
+                <w:lang w:val="vi-VN"/>
+              </w:rPr>
+              <w:t xml:space="preserve">Issue’ </w:t>
+            </w:r>
+            <w:r>
+              <w:rPr>
+                <w:color w:val="000000"/>
+                <w:sz w:val="28"/>
+                <w:szCs w:val="28"/>
+                <w:lang w:val="vi-VN"/>
+              </w:rPr>
+              <w:t>trong trang quản trị</w:t>
+            </w:r>
+          </w:p>
+        </w:tc>
+      </w:tr>
+      <w:tr>
+        <w:trPr>
+          <w:trHeight w:val="680"/>
+        </w:trPr>
+        <w:tc>
+          <w:tcPr>
+            <w:tcW w:w="0" w:type="auto"/>
+            <w:tcBorders>
+              <w:top w:val="single" w:sz="4" w:space="0" w:color="000000"/>
+              <w:left w:val="single" w:sz="4" w:space="0" w:color="000000"/>
+              <w:bottom w:val="single" w:sz="4" w:space="0" w:color="000000"/>
+              <w:right w:val="single" w:sz="4" w:space="0" w:color="000000"/>
+            </w:tcBorders>
+            <w:shd w:val="clear" w:color="auto" w:fill="D9D9D9"/>
+            <w:tcMar>
+              <w:top w:w="0" w:type="dxa"/>
+              <w:left w:w="115" w:type="dxa"/>
+              <w:bottom w:w="0" w:type="dxa"/>
+              <w:right w:w="115" w:type="dxa"/>
+            </w:tcMar>
+          </w:tcPr>
+          <w:p>
+            <w:pPr>
+              <w:pStyle w:val="NormalWeb"/>
+              <w:spacing w:before="0" w:beforeAutospacing="0" w:after="120" w:afterAutospacing="0" w:line="22" w:lineRule="atLeast"/>
+            </w:pPr>
+            <w:r>
+              <w:rPr>
+                <w:color w:val="000000"/>
+                <w:sz w:val="28"/>
+                <w:szCs w:val="28"/>
+              </w:rPr>
+              <w:t>Tiền điều kiện</w:t>
+            </w:r>
+          </w:p>
+        </w:tc>
+        <w:tc>
+          <w:tcPr>
+            <w:tcW w:w="0" w:type="auto"/>
+            <w:gridSpan w:val="3"/>
+            <w:tcBorders>
+              <w:top w:val="single" w:sz="4" w:space="0" w:color="000000"/>
+              <w:left w:val="single" w:sz="4" w:space="0" w:color="000000"/>
+              <w:bottom w:val="single" w:sz="4" w:space="0" w:color="000000"/>
+              <w:right w:val="single" w:sz="4" w:space="0" w:color="000000"/>
+            </w:tcBorders>
+            <w:shd w:val="clear" w:color="auto" w:fill="auto"/>
+            <w:tcMar>
+              <w:top w:w="0" w:type="dxa"/>
+              <w:left w:w="115" w:type="dxa"/>
+              <w:bottom w:w="0" w:type="dxa"/>
+              <w:right w:w="115" w:type="dxa"/>
+            </w:tcMar>
+          </w:tcPr>
+          <w:p>
+            <w:pPr>
+              <w:shd w:val="clear" w:color="auto" w:fill="FFFFFF"/>
+              <w:ind w:firstLine="0"/>
+              <w:rPr>
+                <w:color w:val="000000"/>
+                <w:lang w:val="vi-VN"/>
+              </w:rPr>
+            </w:pPr>
+            <w:r>
+              <w:rPr>
+                <w:color w:val="000000"/>
+                <w:lang w:val="vi-VN"/>
+              </w:rPr>
+              <w:t>Đã đăng nhập vào website.</w:t>
+            </w:r>
+          </w:p>
+        </w:tc>
+      </w:tr>
+      <w:tr>
+        <w:trPr>
+          <w:trHeight w:val="680"/>
+        </w:trPr>
+        <w:tc>
+          <w:tcPr>
+            <w:tcW w:w="0" w:type="auto"/>
+            <w:gridSpan w:val="4"/>
+            <w:tcBorders>
+              <w:top w:val="single" w:sz="4" w:space="0" w:color="000000"/>
+              <w:left w:val="single" w:sz="4" w:space="0" w:color="000000"/>
+              <w:bottom w:val="single" w:sz="4" w:space="0" w:color="000000"/>
+              <w:right w:val="single" w:sz="4" w:space="0" w:color="000000"/>
+            </w:tcBorders>
+            <w:shd w:val="clear" w:color="auto" w:fill="auto"/>
+            <w:tcMar>
+              <w:top w:w="0" w:type="dxa"/>
+              <w:left w:w="115" w:type="dxa"/>
+              <w:bottom w:w="0" w:type="dxa"/>
+              <w:right w:w="115" w:type="dxa"/>
+            </w:tcMar>
+          </w:tcPr>
+          <w:p>
+            <w:pPr>
+              <w:textAlignment w:val="top"/>
+              <w:rPr>
+                <w:rFonts w:cs="Times New Roman"/>
+              </w:rPr>
+            </w:pPr>
+          </w:p>
+          <w:tbl>
+            <w:tblPr>
+              <w:tblW w:w="8581" w:type="dxa"/>
+              <w:tblCellMar>
+                <w:top w:w="15" w:type="dxa"/>
+                <w:left w:w="15" w:type="dxa"/>
+                <w:bottom w:w="15" w:type="dxa"/>
+                <w:right w:w="15" w:type="dxa"/>
+              </w:tblCellMar>
+              <w:tblLook w:val="04A0" w:firstRow="1" w:lastRow="0" w:firstColumn="1" w:lastColumn="0" w:noHBand="0" w:noVBand="1"/>
+            </w:tblPr>
+            <w:tblGrid>
+              <w:gridCol w:w="1314"/>
+              <w:gridCol w:w="580"/>
+              <w:gridCol w:w="1141"/>
+              <w:gridCol w:w="5546"/>
+            </w:tblGrid>
+            <w:tr>
+              <w:tc>
+                <w:tcPr>
+                  <w:tcW w:w="0" w:type="auto"/>
+                  <w:tcBorders>
+                    <w:top w:val="single" w:sz="4" w:space="0" w:color="000000"/>
+                    <w:left w:val="single" w:sz="4" w:space="0" w:color="000000"/>
+                    <w:bottom w:val="single" w:sz="4" w:space="0" w:color="000000"/>
+                    <w:right w:val="single" w:sz="4" w:space="0" w:color="000000"/>
+                  </w:tcBorders>
+                  <w:shd w:val="clear" w:color="auto" w:fill="BFBFBF"/>
+                  <w:tcMar>
+                    <w:top w:w="0" w:type="dxa"/>
+                    <w:left w:w="115" w:type="dxa"/>
+                    <w:bottom w:w="0" w:type="dxa"/>
+                    <w:right w:w="115" w:type="dxa"/>
+                  </w:tcMar>
+                </w:tcPr>
+                <w:p>
+                  <w:pPr>
+                    <w:pStyle w:val="NormalWeb"/>
+                    <w:spacing w:before="0" w:beforeAutospacing="0" w:after="120" w:afterAutospacing="0" w:line="22" w:lineRule="atLeast"/>
+                    <w:rPr>
+                      <w:sz w:val="28"/>
+                      <w:szCs w:val="28"/>
+                    </w:rPr>
+                  </w:pPr>
+                  <w:r>
+                    <w:rPr>
+                      <w:color w:val="000000"/>
+                      <w:sz w:val="28"/>
+                      <w:szCs w:val="28"/>
+                    </w:rPr>
+                    <w:t>Luồng</w:t>
+                  </w:r>
+                </w:p>
+              </w:tc>
+              <w:tc>
+                <w:tcPr>
+                  <w:tcW w:w="0" w:type="auto"/>
+                  <w:tcBorders>
+                    <w:top w:val="single" w:sz="4" w:space="0" w:color="000000"/>
+                    <w:left w:val="single" w:sz="4" w:space="0" w:color="000000"/>
+                    <w:bottom w:val="single" w:sz="4" w:space="0" w:color="000000"/>
+                    <w:right w:val="single" w:sz="4" w:space="0" w:color="000000"/>
+                  </w:tcBorders>
+                  <w:shd w:val="clear" w:color="auto" w:fill="BFBFBF"/>
+                  <w:tcMar>
+                    <w:top w:w="0" w:type="dxa"/>
+                    <w:left w:w="115" w:type="dxa"/>
+                    <w:bottom w:w="0" w:type="dxa"/>
+                    <w:right w:w="115" w:type="dxa"/>
+                  </w:tcMar>
+                </w:tcPr>
+                <w:p>
+                  <w:pPr>
+                    <w:pStyle w:val="NormalWeb"/>
+                    <w:spacing w:before="0" w:beforeAutospacing="0" w:after="120" w:afterAutospacing="0" w:line="22" w:lineRule="atLeast"/>
+                    <w:rPr>
+                      <w:sz w:val="28"/>
+                      <w:szCs w:val="28"/>
+                    </w:rPr>
+                  </w:pPr>
+                  <w:r>
+                    <w:rPr>
+                      <w:color w:val="000000"/>
+                      <w:sz w:val="28"/>
+                      <w:szCs w:val="28"/>
+                    </w:rPr>
+                    <w:t>#</w:t>
+                  </w:r>
+                </w:p>
+              </w:tc>
+              <w:tc>
+                <w:tcPr>
+                  <w:tcW w:w="0" w:type="auto"/>
+                  <w:tcBorders>
+                    <w:top w:val="single" w:sz="4" w:space="0" w:color="000000"/>
+                    <w:left w:val="single" w:sz="4" w:space="0" w:color="000000"/>
+                    <w:bottom w:val="single" w:sz="4" w:space="0" w:color="000000"/>
+                    <w:right w:val="single" w:sz="4" w:space="0" w:color="000000"/>
+                  </w:tcBorders>
+                  <w:shd w:val="clear" w:color="auto" w:fill="BFBFBF"/>
+                  <w:tcMar>
+                    <w:top w:w="0" w:type="dxa"/>
+                    <w:left w:w="115" w:type="dxa"/>
+                    <w:bottom w:w="0" w:type="dxa"/>
+                    <w:right w:w="115" w:type="dxa"/>
+                  </w:tcMar>
+                </w:tcPr>
+                <w:p>
+                  <w:pPr>
+                    <w:pStyle w:val="NormalWeb"/>
+                    <w:spacing w:before="0" w:beforeAutospacing="0" w:after="120" w:afterAutospacing="0" w:line="22" w:lineRule="atLeast"/>
+                    <w:rPr>
+                      <w:sz w:val="28"/>
+                      <w:szCs w:val="28"/>
+                    </w:rPr>
+                  </w:pPr>
+                  <w:r>
+                    <w:rPr>
+                      <w:color w:val="000000"/>
+                      <w:sz w:val="28"/>
+                      <w:szCs w:val="28"/>
+                    </w:rPr>
+                    <w:t>Thực hiện bởi</w:t>
+                  </w:r>
+                </w:p>
+              </w:tc>
+              <w:tc>
+                <w:tcPr>
+                  <w:tcW w:w="5546" w:type="dxa"/>
+                  <w:tcBorders>
+                    <w:top w:val="single" w:sz="4" w:space="0" w:color="000000"/>
+                    <w:left w:val="single" w:sz="4" w:space="0" w:color="000000"/>
+                    <w:bottom w:val="single" w:sz="4" w:space="0" w:color="000000"/>
+                    <w:right w:val="single" w:sz="4" w:space="0" w:color="000000"/>
+                  </w:tcBorders>
+                  <w:shd w:val="clear" w:color="auto" w:fill="BFBFBF"/>
+                  <w:tcMar>
+                    <w:top w:w="0" w:type="dxa"/>
+                    <w:left w:w="115" w:type="dxa"/>
+                    <w:bottom w:w="0" w:type="dxa"/>
+                    <w:right w:w="115" w:type="dxa"/>
+                  </w:tcMar>
+                </w:tcPr>
+                <w:p>
+                  <w:pPr>
+                    <w:pStyle w:val="NormalWeb"/>
+                    <w:spacing w:before="0" w:beforeAutospacing="0" w:after="120" w:afterAutospacing="0" w:line="22" w:lineRule="atLeast"/>
+                    <w:rPr>
+                      <w:sz w:val="28"/>
+                      <w:szCs w:val="28"/>
+                    </w:rPr>
+                  </w:pPr>
+                  <w:r>
+                    <w:rPr>
+                      <w:color w:val="000000"/>
+                      <w:sz w:val="28"/>
+                      <w:szCs w:val="28"/>
+                    </w:rPr>
+                    <w:t>Hành động</w:t>
+                  </w:r>
+                </w:p>
+              </w:tc>
+            </w:tr>
+            <w:tr>
+              <w:tc>
+                <w:tcPr>
+                  <w:tcW w:w="0" w:type="auto"/>
+                  <w:vMerge w:val="restart"/>
+                  <w:tcBorders>
+                    <w:top w:val="single" w:sz="4" w:space="0" w:color="000000"/>
+                    <w:left w:val="single" w:sz="4" w:space="0" w:color="000000"/>
+                    <w:right w:val="single" w:sz="4" w:space="0" w:color="000000"/>
+                  </w:tcBorders>
+                  <w:shd w:val="clear" w:color="auto" w:fill="D9D9D9"/>
+                  <w:tcMar>
+                    <w:top w:w="0" w:type="dxa"/>
+                    <w:left w:w="115" w:type="dxa"/>
+                    <w:bottom w:w="0" w:type="dxa"/>
+                    <w:right w:w="115" w:type="dxa"/>
+                  </w:tcMar>
+                </w:tcPr>
+                <w:p>
+                  <w:pPr>
+                    <w:pStyle w:val="NormalWeb"/>
+                    <w:spacing w:before="0" w:after="120" w:line="22" w:lineRule="atLeast"/>
+                    <w:rPr>
+                      <w:color w:val="000000"/>
+                      <w:sz w:val="28"/>
+                      <w:szCs w:val="28"/>
+                    </w:rPr>
+                  </w:pPr>
+                  <w:r>
+                    <w:rPr>
+                      <w:color w:val="000000"/>
+                      <w:sz w:val="28"/>
+                      <w:szCs w:val="28"/>
+                    </w:rPr>
+                    <w:t>Luồng sự kiện chính</w:t>
+                  </w:r>
+                </w:p>
+              </w:tc>
+              <w:tc>
+                <w:tcPr>
+                  <w:tcW w:w="7267" w:type="dxa"/>
+                  <w:gridSpan w:val="3"/>
+                  <w:tcBorders>
+                    <w:top w:val="single" w:sz="4" w:space="0" w:color="000000"/>
+                    <w:left w:val="single" w:sz="4" w:space="0" w:color="000000"/>
+                    <w:bottom w:val="single" w:sz="4" w:space="0" w:color="000000"/>
+                    <w:right w:val="single" w:sz="4" w:space="0" w:color="000000"/>
+                  </w:tcBorders>
+                  <w:shd w:val="clear" w:color="auto" w:fill="auto"/>
+                  <w:tcMar>
+                    <w:top w:w="0" w:type="dxa"/>
+                    <w:left w:w="115" w:type="dxa"/>
+                    <w:bottom w:w="0" w:type="dxa"/>
+                    <w:right w:w="115" w:type="dxa"/>
+                  </w:tcMar>
+                </w:tcPr>
+                <w:p>
+                  <w:pPr>
+                    <w:pStyle w:val="NormalWeb"/>
+                    <w:spacing w:before="0" w:beforeAutospacing="0" w:after="120" w:afterAutospacing="0" w:line="22" w:lineRule="atLeast"/>
+                    <w:rPr>
+                      <w:color w:val="000000"/>
+                      <w:sz w:val="28"/>
+                      <w:szCs w:val="28"/>
+                      <w:lang w:val="vi-VN"/>
+                    </w:rPr>
+                  </w:pPr>
+                  <w:r>
+                    <w:rPr>
+                      <w:color w:val="000000"/>
+                      <w:sz w:val="28"/>
+                      <w:szCs w:val="28"/>
+                    </w:rPr>
+                    <w:t>1</w:t>
+                  </w:r>
+                  <w:r>
+                    <w:rPr>
+                      <w:color w:val="000000"/>
+                      <w:sz w:val="28"/>
+                      <w:szCs w:val="28"/>
+                      <w:lang w:val="vi-VN"/>
+                    </w:rPr>
+                    <w:t xml:space="preserve">. Xem </w:t>
+                  </w:r>
+                  <w:r>
+                    <w:rPr>
+                      <w:color w:val="000000"/>
+                      <w:sz w:val="28"/>
+                      <w:szCs w:val="28"/>
+                      <w:lang w:val="vi-VN"/>
+                    </w:rPr>
+                    <w:t>issue</w:t>
+                  </w:r>
+                </w:p>
+              </w:tc>
+            </w:tr>
+            <w:tr>
+              <w:tc>
+                <w:tcPr>
+                  <w:tcW w:w="0" w:type="auto"/>
+                  <w:vMerge/>
+                  <w:tcBorders>
+                    <w:left w:val="single" w:sz="4" w:space="0" w:color="000000"/>
+                    <w:right w:val="single" w:sz="4" w:space="0" w:color="000000"/>
+                  </w:tcBorders>
+                  <w:shd w:val="clear" w:color="auto" w:fill="D9D9D9"/>
+                  <w:tcMar>
+                    <w:top w:w="0" w:type="dxa"/>
+                    <w:left w:w="115" w:type="dxa"/>
+                    <w:bottom w:w="0" w:type="dxa"/>
+                    <w:right w:w="115" w:type="dxa"/>
+                  </w:tcMar>
+                </w:tcPr>
+                <w:p>
+                  <w:pPr>
+                    <w:pStyle w:val="NormalWeb"/>
+                    <w:spacing w:before="0" w:beforeAutospacing="0" w:after="120" w:afterAutospacing="0" w:line="22" w:lineRule="atLeast"/>
+                    <w:rPr>
+                      <w:sz w:val="28"/>
+                      <w:szCs w:val="28"/>
+                    </w:rPr>
+                  </w:pPr>
+                </w:p>
+              </w:tc>
+              <w:tc>
+                <w:tcPr>
+                  <w:tcW w:w="0" w:type="auto"/>
+                  <w:tcBorders>
+                    <w:top w:val="single" w:sz="4" w:space="0" w:color="000000"/>
+                    <w:left w:val="single" w:sz="4" w:space="0" w:color="000000"/>
+                    <w:bottom w:val="single" w:sz="4" w:space="0" w:color="000000"/>
+                    <w:right w:val="single" w:sz="4" w:space="0" w:color="000000"/>
+                  </w:tcBorders>
+                  <w:shd w:val="clear" w:color="auto" w:fill="auto"/>
+                  <w:tcMar>
+                    <w:top w:w="0" w:type="dxa"/>
+                    <w:left w:w="115" w:type="dxa"/>
+                    <w:bottom w:w="0" w:type="dxa"/>
+                    <w:right w:w="115" w:type="dxa"/>
+                  </w:tcMar>
+                </w:tcPr>
+                <w:p>
+                  <w:pPr>
+                    <w:pStyle w:val="NormalWeb"/>
+                    <w:spacing w:before="0" w:beforeAutospacing="0" w:after="120" w:afterAutospacing="0" w:line="22" w:lineRule="atLeast"/>
+                    <w:rPr>
+                      <w:sz w:val="28"/>
+                      <w:szCs w:val="28"/>
+                      <w:lang w:val="vi-VN"/>
+                    </w:rPr>
+                  </w:pPr>
+                  <w:r>
+                    <w:rPr>
+                      <w:color w:val="000000"/>
+                      <w:sz w:val="28"/>
+                      <w:szCs w:val="28"/>
+                    </w:rPr>
+                    <w:t>1</w:t>
+                  </w:r>
+                  <w:r>
+                    <w:rPr>
+                      <w:color w:val="000000"/>
+                      <w:sz w:val="28"/>
+                      <w:szCs w:val="28"/>
+                      <w:lang w:val="vi-VN"/>
+                    </w:rPr>
+                    <w:t>.1</w:t>
+                  </w:r>
+                </w:p>
+              </w:tc>
+              <w:tc>
+                <w:tcPr>
+                  <w:tcW w:w="0" w:type="auto"/>
+                  <w:tcBorders>
+                    <w:top w:val="single" w:sz="4" w:space="0" w:color="000000"/>
+                    <w:left w:val="single" w:sz="4" w:space="0" w:color="000000"/>
+                    <w:bottom w:val="single" w:sz="4" w:space="0" w:color="000000"/>
+                    <w:right w:val="single" w:sz="4" w:space="0" w:color="000000"/>
+                  </w:tcBorders>
+                  <w:shd w:val="clear" w:color="auto" w:fill="auto"/>
+                  <w:tcMar>
+                    <w:top w:w="0" w:type="dxa"/>
+                    <w:left w:w="115" w:type="dxa"/>
+                    <w:bottom w:w="0" w:type="dxa"/>
+                    <w:right w:w="115" w:type="dxa"/>
+                  </w:tcMar>
+                </w:tcPr>
+                <w:p>
+                  <w:pPr>
+                    <w:pStyle w:val="NormalWeb"/>
+                    <w:spacing w:before="0" w:beforeAutospacing="0" w:after="120" w:afterAutospacing="0" w:line="22" w:lineRule="atLeast"/>
+                    <w:rPr>
+                      <w:sz w:val="28"/>
+                      <w:szCs w:val="28"/>
+                    </w:rPr>
+                  </w:pPr>
+                  <w:r>
+                    <w:rPr>
+                      <w:color w:val="000000"/>
+                      <w:sz w:val="28"/>
+                      <w:szCs w:val="28"/>
+                    </w:rPr>
+                    <w:t>Người dùng</w:t>
+                  </w:r>
+                </w:p>
+              </w:tc>
+              <w:tc>
+                <w:tcPr>
+                  <w:tcW w:w="5546" w:type="dxa"/>
+                  <w:tcBorders>
+                    <w:top w:val="single" w:sz="4" w:space="0" w:color="000000"/>
+                    <w:left w:val="single" w:sz="4" w:space="0" w:color="000000"/>
+                    <w:bottom w:val="single" w:sz="4" w:space="0" w:color="000000"/>
+                    <w:right w:val="single" w:sz="4" w:space="0" w:color="000000"/>
+                  </w:tcBorders>
+                  <w:shd w:val="clear" w:color="auto" w:fill="auto"/>
+                  <w:tcMar>
+                    <w:top w:w="0" w:type="dxa"/>
+                    <w:left w:w="115" w:type="dxa"/>
+                    <w:bottom w:w="0" w:type="dxa"/>
+                    <w:right w:w="115" w:type="dxa"/>
+                  </w:tcMar>
+                </w:tcPr>
+                <w:p>
+                  <w:pPr>
+                    <w:pStyle w:val="NormalWeb"/>
+                    <w:spacing w:before="0" w:beforeAutospacing="0" w:after="120" w:afterAutospacing="0" w:line="22" w:lineRule="atLeast"/>
+                    <w:rPr>
+                      <w:sz w:val="28"/>
+                      <w:szCs w:val="28"/>
+                      <w:lang w:val="vi-VN"/>
+                    </w:rPr>
+                  </w:pPr>
+                  <w:r>
+                    <w:rPr>
+                      <w:color w:val="000000"/>
+                      <w:sz w:val="28"/>
+                      <w:szCs w:val="28"/>
+                    </w:rPr>
+                    <w:t>Use Case này bắt đầu khi người dùng truy cập vào trang</w:t>
+                  </w:r>
+                  <w:r>
+                    <w:rPr>
+                      <w:color w:val="000000"/>
+                      <w:sz w:val="28"/>
+                      <w:szCs w:val="28"/>
+                      <w:lang w:val="vi-VN"/>
+                    </w:rPr>
+                    <w:t xml:space="preserve"> </w:t>
+                  </w:r>
+                  <w:r>
+                    <w:rPr>
+                      <w:color w:val="000000"/>
+                      <w:sz w:val="28"/>
+                      <w:szCs w:val="28"/>
+                    </w:rPr>
+                    <w:t>quản</w:t>
+                  </w:r>
+                  <w:r>
+                    <w:rPr>
+                      <w:color w:val="000000"/>
+                      <w:sz w:val="28"/>
+                      <w:szCs w:val="28"/>
+                      <w:lang w:val="vi-VN"/>
+                    </w:rPr>
+                    <w:t xml:space="preserve"> </w:t>
+                  </w:r>
+                  <w:r>
+                    <w:rPr>
+                      <w:color w:val="000000"/>
+                      <w:sz w:val="28"/>
+                      <w:szCs w:val="28"/>
+                      <w:lang w:val="vi-VN"/>
+                    </w:rPr>
+                    <w:t xml:space="preserve">lý issue </w:t>
+                  </w:r>
+                  <w:r>
+                    <w:rPr>
+                      <w:color w:val="000000"/>
+                      <w:sz w:val="28"/>
+                      <w:szCs w:val="28"/>
+                      <w:lang w:val="vi-VN"/>
+                    </w:rPr>
+                    <w:t>trên website hệ thống</w:t>
+                  </w:r>
+                </w:p>
+              </w:tc>
+            </w:tr>
+            <w:tr>
+              <w:tc>
+                <w:tcPr>
+                  <w:tcW w:w="0" w:type="auto"/>
+                  <w:vMerge/>
+                  <w:tcBorders>
+                    <w:left w:val="single" w:sz="4" w:space="0" w:color="000000"/>
+                    <w:right w:val="single" w:sz="4" w:space="0" w:color="000000"/>
+                  </w:tcBorders>
+                  <w:shd w:val="clear" w:color="auto" w:fill="D9D9D9"/>
+                  <w:tcMar>
+                    <w:top w:w="0" w:type="dxa"/>
+                    <w:left w:w="115" w:type="dxa"/>
+                    <w:bottom w:w="0" w:type="dxa"/>
+                    <w:right w:w="115" w:type="dxa"/>
+                  </w:tcMar>
+                </w:tcPr>
+                <w:p>
+                  <w:pPr>
+                    <w:rPr>
+                      <w:rFonts w:cs="Times New Roman"/>
+                    </w:rPr>
+                  </w:pPr>
+                </w:p>
+              </w:tc>
+              <w:tc>
+                <w:tcPr>
+                  <w:tcW w:w="0" w:type="auto"/>
+                  <w:tcBorders>
+                    <w:top w:val="single" w:sz="4" w:space="0" w:color="000000"/>
+                    <w:left w:val="single" w:sz="4" w:space="0" w:color="000000"/>
+                    <w:bottom w:val="single" w:sz="4" w:space="0" w:color="000000"/>
+                    <w:right w:val="single" w:sz="4" w:space="0" w:color="000000"/>
+                  </w:tcBorders>
+                  <w:shd w:val="clear" w:color="auto" w:fill="auto"/>
+                  <w:tcMar>
+                    <w:top w:w="0" w:type="dxa"/>
+                    <w:left w:w="115" w:type="dxa"/>
+                    <w:bottom w:w="0" w:type="dxa"/>
+                    <w:right w:w="115" w:type="dxa"/>
+                  </w:tcMar>
+                </w:tcPr>
+                <w:p>
+                  <w:pPr>
+                    <w:pStyle w:val="NormalWeb"/>
+                    <w:spacing w:before="0" w:beforeAutospacing="0" w:after="120" w:afterAutospacing="0" w:line="22" w:lineRule="atLeast"/>
+                    <w:rPr>
+                      <w:sz w:val="28"/>
+                      <w:szCs w:val="28"/>
+                    </w:rPr>
+                  </w:pPr>
+                  <w:r>
+                    <w:rPr>
+                      <w:color w:val="000000"/>
+                      <w:sz w:val="28"/>
+                      <w:szCs w:val="28"/>
+                    </w:rPr>
+                    <w:t>1</w:t>
+                  </w:r>
+                  <w:r>
+                    <w:rPr>
+                      <w:color w:val="000000"/>
+                      <w:sz w:val="28"/>
+                      <w:szCs w:val="28"/>
+                      <w:lang w:val="vi-VN"/>
+                    </w:rPr>
+                    <w:t>.</w:t>
+                  </w:r>
+                  <w:r>
+                    <w:rPr>
+                      <w:color w:val="000000"/>
+                      <w:sz w:val="28"/>
+                      <w:szCs w:val="28"/>
+                    </w:rPr>
+                    <w:t>2</w:t>
+                  </w:r>
+                </w:p>
+              </w:tc>
+              <w:tc>
+                <w:tcPr>
+                  <w:tcW w:w="0" w:type="auto"/>
+                  <w:tcBorders>
+                    <w:top w:val="single" w:sz="4" w:space="0" w:color="000000"/>
+                    <w:left w:val="single" w:sz="4" w:space="0" w:color="000000"/>
+                    <w:bottom w:val="single" w:sz="4" w:space="0" w:color="000000"/>
+                    <w:right w:val="single" w:sz="4" w:space="0" w:color="000000"/>
+                  </w:tcBorders>
+                  <w:shd w:val="clear" w:color="auto" w:fill="auto"/>
+                  <w:tcMar>
+                    <w:top w:w="0" w:type="dxa"/>
+                    <w:left w:w="115" w:type="dxa"/>
+                    <w:bottom w:w="0" w:type="dxa"/>
+                    <w:right w:w="115" w:type="dxa"/>
+                  </w:tcMar>
+                </w:tcPr>
+                <w:p>
+                  <w:pPr>
+                    <w:pStyle w:val="NormalWeb"/>
+                    <w:spacing w:before="0" w:beforeAutospacing="0" w:after="120" w:afterAutospacing="0" w:line="22" w:lineRule="atLeast"/>
+                    <w:rPr>
+                      <w:sz w:val="28"/>
+                      <w:szCs w:val="28"/>
+                    </w:rPr>
+                  </w:pPr>
+                  <w:r>
+                    <w:rPr>
+                      <w:color w:val="000000"/>
+                      <w:sz w:val="28"/>
+                      <w:szCs w:val="28"/>
+                    </w:rPr>
+                    <w:t>Hệ thống</w:t>
+                  </w:r>
+                </w:p>
+              </w:tc>
+              <w:tc>
+                <w:tcPr>
+                  <w:tcW w:w="5546" w:type="dxa"/>
+                  <w:tcBorders>
+                    <w:top w:val="single" w:sz="4" w:space="0" w:color="000000"/>
+                    <w:left w:val="single" w:sz="4" w:space="0" w:color="000000"/>
+                    <w:bottom w:val="single" w:sz="4" w:space="0" w:color="000000"/>
+                    <w:right w:val="single" w:sz="4" w:space="0" w:color="000000"/>
+                  </w:tcBorders>
+                  <w:shd w:val="clear" w:color="auto" w:fill="auto"/>
+                  <w:tcMar>
+                    <w:top w:w="0" w:type="dxa"/>
+                    <w:left w:w="115" w:type="dxa"/>
+                    <w:bottom w:w="0" w:type="dxa"/>
+                    <w:right w:w="115" w:type="dxa"/>
+                  </w:tcMar>
+                  <w:vAlign w:val="center"/>
+                </w:tcPr>
+                <w:p>
+                  <w:pPr>
+                    <w:pStyle w:val="NormalWeb"/>
+                    <w:spacing w:before="0" w:beforeAutospacing="0" w:after="0" w:afterAutospacing="0"/>
+                    <w:rPr>
+                      <w:sz w:val="28"/>
+                      <w:szCs w:val="28"/>
+                      <w:lang w:val="vi-VN"/>
+                    </w:rPr>
+                  </w:pPr>
+                  <w:r>
+                    <w:rPr>
+                      <w:color w:val="000000"/>
+                      <w:sz w:val="28"/>
+                      <w:szCs w:val="28"/>
+                    </w:rPr>
+                    <w:t>Hệ</w:t>
+                  </w:r>
+                  <w:r>
+                    <w:rPr>
+                      <w:color w:val="000000"/>
+                      <w:sz w:val="28"/>
+                      <w:szCs w:val="28"/>
+                      <w:lang w:val="vi-VN"/>
+                    </w:rPr>
+                    <w:t xml:space="preserve"> thống sẽ truy cập vào cơ sở dữ liệu và lấy ra tất cả </w:t>
+                  </w:r>
+                  <w:r>
+                    <w:rPr>
+                      <w:color w:val="000000"/>
+                      <w:sz w:val="28"/>
+                      <w:szCs w:val="28"/>
+                      <w:lang w:val="vi-VN"/>
+                    </w:rPr>
+                    <w:t xml:space="preserve">các </w:t>
+                  </w:r>
+                  <w:r>
+                    <w:rPr>
+                      <w:color w:val="000000"/>
+                      <w:sz w:val="28"/>
+                      <w:szCs w:val="28"/>
+                      <w:lang w:val="vi-VN"/>
+                    </w:rPr>
+                    <w:t>issue liên quan tới người dùng theo điều kiện lọc cố định</w:t>
+                  </w:r>
+                  <w:r>
+                    <w:rPr>
+                      <w:color w:val="000000"/>
+                      <w:sz w:val="28"/>
+                      <w:szCs w:val="28"/>
+                      <w:lang w:val="vi-VN"/>
+                    </w:rPr>
+                    <w:t>.</w:t>
+                  </w:r>
+                </w:p>
+              </w:tc>
+            </w:tr>
+            <w:tr>
+              <w:tc>
+                <w:tcPr>
+                  <w:tcW w:w="0" w:type="auto"/>
+                  <w:vMerge/>
+                  <w:tcBorders>
+                    <w:left w:val="single" w:sz="4" w:space="0" w:color="000000"/>
+                    <w:right w:val="single" w:sz="4" w:space="0" w:color="000000"/>
+                  </w:tcBorders>
+                  <w:shd w:val="clear" w:color="auto" w:fill="D9D9D9"/>
+                  <w:tcMar>
+                    <w:top w:w="0" w:type="dxa"/>
+                    <w:left w:w="115" w:type="dxa"/>
+                    <w:bottom w:w="0" w:type="dxa"/>
+                    <w:right w:w="115" w:type="dxa"/>
+                  </w:tcMar>
+                </w:tcPr>
+                <w:p>
+                  <w:pPr>
+                    <w:rPr>
+                      <w:rFonts w:cs="Times New Roman"/>
+                    </w:rPr>
+                  </w:pPr>
+                </w:p>
+              </w:tc>
+              <w:tc>
+                <w:tcPr>
+                  <w:tcW w:w="7267" w:type="dxa"/>
+                  <w:gridSpan w:val="3"/>
+                  <w:tcBorders>
+                    <w:top w:val="single" w:sz="4" w:space="0" w:color="000000"/>
+                    <w:left w:val="single" w:sz="4" w:space="0" w:color="000000"/>
+                    <w:bottom w:val="single" w:sz="4" w:space="0" w:color="000000"/>
+                    <w:right w:val="single" w:sz="4" w:space="0" w:color="000000"/>
+                  </w:tcBorders>
+                  <w:shd w:val="clear" w:color="auto" w:fill="auto"/>
+                  <w:tcMar>
+                    <w:top w:w="0" w:type="dxa"/>
+                    <w:left w:w="115" w:type="dxa"/>
+                    <w:bottom w:w="0" w:type="dxa"/>
+                    <w:right w:w="115" w:type="dxa"/>
+                  </w:tcMar>
+                </w:tcPr>
+                <w:p>
+                  <w:pPr>
+                    <w:pStyle w:val="NormalWeb"/>
+                    <w:spacing w:before="0" w:beforeAutospacing="0" w:after="120" w:afterAutospacing="0" w:line="22" w:lineRule="atLeast"/>
+                    <w:rPr>
+                      <w:color w:val="000000"/>
+                      <w:sz w:val="28"/>
+                      <w:szCs w:val="28"/>
+                      <w:lang w:val="vi-VN"/>
+                    </w:rPr>
+                  </w:pPr>
+                  <w:r>
+                    <w:rPr>
+                      <w:color w:val="000000"/>
+                      <w:sz w:val="28"/>
+                      <w:szCs w:val="28"/>
+                    </w:rPr>
+                    <w:t>2</w:t>
+                  </w:r>
+                  <w:r>
+                    <w:rPr>
+                      <w:color w:val="000000"/>
+                      <w:sz w:val="28"/>
+                      <w:szCs w:val="28"/>
+                      <w:lang w:val="vi-VN"/>
+                    </w:rPr>
+                    <w:t xml:space="preserve">. Thêm </w:t>
+                  </w:r>
+                  <w:r>
+                    <w:rPr>
+                      <w:color w:val="000000"/>
+                      <w:sz w:val="28"/>
+                      <w:szCs w:val="28"/>
+                      <w:lang w:val="vi-VN"/>
+                    </w:rPr>
+                    <w:t>issue mới</w:t>
+                  </w:r>
+                </w:p>
+              </w:tc>
+            </w:tr>
+            <w:tr>
+              <w:tc>
+                <w:tcPr>
+                  <w:tcW w:w="0" w:type="auto"/>
+                  <w:vMerge/>
+                  <w:tcBorders>
+                    <w:left w:val="single" w:sz="4" w:space="0" w:color="000000"/>
+                    <w:right w:val="single" w:sz="4" w:space="0" w:color="000000"/>
+                  </w:tcBorders>
+                  <w:shd w:val="clear" w:color="auto" w:fill="D9D9D9"/>
+                  <w:tcMar>
+                    <w:top w:w="0" w:type="dxa"/>
+                    <w:left w:w="115" w:type="dxa"/>
+                    <w:bottom w:w="0" w:type="dxa"/>
+                    <w:right w:w="115" w:type="dxa"/>
+                  </w:tcMar>
+                </w:tcPr>
+                <w:p>
+                  <w:pPr>
+                    <w:rPr>
+                      <w:rFonts w:cs="Times New Roman"/>
+                    </w:rPr>
+                  </w:pPr>
+                </w:p>
+              </w:tc>
+              <w:tc>
+                <w:tcPr>
+                  <w:tcW w:w="0" w:type="auto"/>
+                  <w:tcBorders>
+                    <w:top w:val="single" w:sz="4" w:space="0" w:color="000000"/>
+                    <w:left w:val="single" w:sz="4" w:space="0" w:color="000000"/>
+                    <w:bottom w:val="single" w:sz="4" w:space="0" w:color="000000"/>
+                    <w:right w:val="single" w:sz="4" w:space="0" w:color="000000"/>
+                  </w:tcBorders>
+                  <w:shd w:val="clear" w:color="auto" w:fill="auto"/>
+                  <w:tcMar>
+                    <w:top w:w="0" w:type="dxa"/>
+                    <w:left w:w="115" w:type="dxa"/>
+                    <w:bottom w:w="0" w:type="dxa"/>
+                    <w:right w:w="115" w:type="dxa"/>
+                  </w:tcMar>
+                </w:tcPr>
+                <w:p>
+                  <w:pPr>
+                    <w:pStyle w:val="NormalWeb"/>
+                    <w:spacing w:before="0" w:beforeAutospacing="0" w:after="120" w:afterAutospacing="0" w:line="22" w:lineRule="atLeast"/>
+                    <w:rPr>
+                      <w:sz w:val="28"/>
+                      <w:szCs w:val="28"/>
+                      <w:lang w:val="vi-VN"/>
+                    </w:rPr>
+                  </w:pPr>
+                  <w:r>
+                    <w:rPr>
+                      <w:sz w:val="28"/>
+                      <w:szCs w:val="28"/>
+                      <w:lang w:val="vi-VN"/>
+                    </w:rPr>
+                    <w:t>2.1</w:t>
+                  </w:r>
+                </w:p>
+              </w:tc>
+              <w:tc>
+                <w:tcPr>
+                  <w:tcW w:w="0" w:type="auto"/>
+                  <w:tcBorders>
+                    <w:top w:val="single" w:sz="4" w:space="0" w:color="000000"/>
+                    <w:left w:val="single" w:sz="4" w:space="0" w:color="000000"/>
+                    <w:bottom w:val="single" w:sz="4" w:space="0" w:color="000000"/>
+                    <w:right w:val="single" w:sz="4" w:space="0" w:color="000000"/>
+                  </w:tcBorders>
+                  <w:shd w:val="clear" w:color="auto" w:fill="auto"/>
+                  <w:tcMar>
+                    <w:top w:w="0" w:type="dxa"/>
+                    <w:left w:w="115" w:type="dxa"/>
+                    <w:bottom w:w="0" w:type="dxa"/>
+                    <w:right w:w="115" w:type="dxa"/>
+                  </w:tcMar>
+                </w:tcPr>
+                <w:p>
+                  <w:pPr>
+                    <w:pStyle w:val="NormalWeb"/>
+                    <w:spacing w:before="0" w:beforeAutospacing="0" w:after="120" w:afterAutospacing="0" w:line="22" w:lineRule="atLeast"/>
+                    <w:rPr>
+                      <w:sz w:val="28"/>
+                      <w:szCs w:val="28"/>
+                    </w:rPr>
+                  </w:pPr>
+                  <w:r>
+                    <w:rPr>
+                      <w:color w:val="000000"/>
+                      <w:sz w:val="28"/>
+                      <w:szCs w:val="28"/>
+                    </w:rPr>
+                    <w:t>Người dùng</w:t>
+                  </w:r>
+                </w:p>
+              </w:tc>
+              <w:tc>
+                <w:tcPr>
+                  <w:tcW w:w="5546" w:type="dxa"/>
+                  <w:tcBorders>
+                    <w:top w:val="single" w:sz="4" w:space="0" w:color="000000"/>
+                    <w:left w:val="single" w:sz="4" w:space="0" w:color="000000"/>
+                    <w:bottom w:val="single" w:sz="4" w:space="0" w:color="000000"/>
+                    <w:right w:val="single" w:sz="4" w:space="0" w:color="000000"/>
+                  </w:tcBorders>
+                  <w:shd w:val="clear" w:color="auto" w:fill="auto"/>
+                  <w:tcMar>
+                    <w:top w:w="0" w:type="dxa"/>
+                    <w:left w:w="115" w:type="dxa"/>
+                    <w:bottom w:w="0" w:type="dxa"/>
+                    <w:right w:w="115" w:type="dxa"/>
+                  </w:tcMar>
+                </w:tcPr>
+                <w:p>
+                  <w:pPr>
+                    <w:pStyle w:val="NormalWeb"/>
+                    <w:spacing w:before="0" w:beforeAutospacing="0" w:after="120" w:afterAutospacing="0" w:line="22" w:lineRule="atLeast"/>
+                    <w:rPr>
+                      <w:sz w:val="28"/>
+                      <w:szCs w:val="28"/>
+                      <w:lang w:val="vi-VN"/>
+                    </w:rPr>
+                  </w:pPr>
+                  <w:r>
+                    <w:rPr>
+                      <w:color w:val="000000"/>
+                      <w:sz w:val="28"/>
+                      <w:szCs w:val="28"/>
+                    </w:rPr>
+                    <w:t>Nhấn</w:t>
+                  </w:r>
+                  <w:r>
+                    <w:rPr>
+                      <w:color w:val="000000"/>
+                      <w:sz w:val="28"/>
+                      <w:szCs w:val="28"/>
+                      <w:lang w:val="vi-VN"/>
+                    </w:rPr>
+                    <w:t xml:space="preserve"> vào nút </w:t>
+                  </w:r>
+                  <w:r>
+                    <w:rPr>
+                      <w:color w:val="000000"/>
+                      <w:sz w:val="28"/>
+                      <w:szCs w:val="28"/>
+                      <w:lang w:val="vi-VN"/>
+                    </w:rPr>
+                    <w:t xml:space="preserve">‘Thêm mới’ </w:t>
+                  </w:r>
+                  <w:r>
+                    <w:rPr>
+                      <w:color w:val="000000"/>
+                      <w:sz w:val="28"/>
+                      <w:szCs w:val="28"/>
+                      <w:lang w:val="vi-VN"/>
+                    </w:rPr>
+                    <w:t>trên thanh công cụ</w:t>
+                  </w:r>
+                </w:p>
+              </w:tc>
+            </w:tr>
+            <w:tr>
+              <w:tc>
+                <w:tcPr>
+                  <w:tcW w:w="0" w:type="auto"/>
+                  <w:vMerge/>
+                  <w:tcBorders>
+                    <w:left w:val="single" w:sz="4" w:space="0" w:color="000000"/>
+                    <w:right w:val="single" w:sz="4" w:space="0" w:color="000000"/>
+                  </w:tcBorders>
+                  <w:shd w:val="clear" w:color="auto" w:fill="D9D9D9"/>
+                  <w:tcMar>
+                    <w:top w:w="0" w:type="dxa"/>
+                    <w:left w:w="115" w:type="dxa"/>
+                    <w:bottom w:w="0" w:type="dxa"/>
+                    <w:right w:w="115" w:type="dxa"/>
+                  </w:tcMar>
+                </w:tcPr>
+                <w:p>
+                  <w:pPr>
+                    <w:rPr>
+                      <w:rFonts w:cs="Times New Roman"/>
+                    </w:rPr>
+                  </w:pPr>
+                </w:p>
+              </w:tc>
+              <w:tc>
+                <w:tcPr>
+                  <w:tcW w:w="0" w:type="auto"/>
+                  <w:tcBorders>
+                    <w:top w:val="single" w:sz="4" w:space="0" w:color="000000"/>
+                    <w:left w:val="single" w:sz="4" w:space="0" w:color="000000"/>
+                    <w:bottom w:val="single" w:sz="4" w:space="0" w:color="000000"/>
+                    <w:right w:val="single" w:sz="4" w:space="0" w:color="000000"/>
+                  </w:tcBorders>
+                  <w:shd w:val="clear" w:color="auto" w:fill="auto"/>
+                  <w:tcMar>
+                    <w:top w:w="0" w:type="dxa"/>
+                    <w:left w:w="115" w:type="dxa"/>
+                    <w:bottom w:w="0" w:type="dxa"/>
+                    <w:right w:w="115" w:type="dxa"/>
+                  </w:tcMar>
+                </w:tcPr>
+                <w:p>
+                  <w:pPr>
+                    <w:pStyle w:val="NormalWeb"/>
+                    <w:spacing w:before="0" w:beforeAutospacing="0" w:after="120" w:afterAutospacing="0" w:line="22" w:lineRule="atLeast"/>
+                    <w:rPr>
+                      <w:sz w:val="28"/>
+                      <w:szCs w:val="28"/>
+                      <w:lang w:val="vi-VN"/>
+                    </w:rPr>
+                  </w:pPr>
+                  <w:r>
+                    <w:rPr>
+                      <w:sz w:val="28"/>
+                      <w:szCs w:val="28"/>
+                      <w:lang w:val="vi-VN"/>
+                    </w:rPr>
+                    <w:t>2.2</w:t>
+                  </w:r>
+                </w:p>
+              </w:tc>
+              <w:tc>
+                <w:tcPr>
+                  <w:tcW w:w="0" w:type="auto"/>
+                  <w:tcBorders>
+                    <w:top w:val="single" w:sz="4" w:space="0" w:color="000000"/>
+                    <w:left w:val="single" w:sz="4" w:space="0" w:color="000000"/>
+                    <w:bottom w:val="single" w:sz="4" w:space="0" w:color="000000"/>
+                    <w:right w:val="single" w:sz="4" w:space="0" w:color="000000"/>
+                  </w:tcBorders>
+                  <w:shd w:val="clear" w:color="auto" w:fill="auto"/>
+                  <w:tcMar>
+                    <w:top w:w="0" w:type="dxa"/>
+                    <w:left w:w="115" w:type="dxa"/>
+                    <w:bottom w:w="0" w:type="dxa"/>
+                    <w:right w:w="115" w:type="dxa"/>
+                  </w:tcMar>
+                </w:tcPr>
+                <w:p>
+                  <w:pPr>
+                    <w:pStyle w:val="NormalWeb"/>
+                    <w:spacing w:before="0" w:beforeAutospacing="0" w:after="120" w:afterAutospacing="0" w:line="22" w:lineRule="atLeast"/>
+                    <w:rPr>
+                      <w:sz w:val="28"/>
+                      <w:szCs w:val="28"/>
+                    </w:rPr>
+                  </w:pPr>
+                  <w:r>
+                    <w:rPr>
+                      <w:color w:val="000000"/>
+                      <w:sz w:val="28"/>
+                      <w:szCs w:val="28"/>
+                    </w:rPr>
+                    <w:t>Hệ thống</w:t>
+                  </w:r>
+                </w:p>
+              </w:tc>
+              <w:tc>
+                <w:tcPr>
+                  <w:tcW w:w="5546" w:type="dxa"/>
+                  <w:tcBorders>
+                    <w:top w:val="single" w:sz="4" w:space="0" w:color="000000"/>
+                    <w:left w:val="single" w:sz="4" w:space="0" w:color="000000"/>
+                    <w:bottom w:val="single" w:sz="4" w:space="0" w:color="000000"/>
+                    <w:right w:val="single" w:sz="4" w:space="0" w:color="000000"/>
+                  </w:tcBorders>
+                  <w:shd w:val="clear" w:color="auto" w:fill="auto"/>
+                  <w:tcMar>
+                    <w:top w:w="0" w:type="dxa"/>
+                    <w:left w:w="115" w:type="dxa"/>
+                    <w:bottom w:w="0" w:type="dxa"/>
+                    <w:right w:w="115" w:type="dxa"/>
+                  </w:tcMar>
+                </w:tcPr>
+                <w:p>
+                  <w:pPr>
+                    <w:pStyle w:val="NormalWeb"/>
+                    <w:spacing w:before="0" w:beforeAutospacing="0" w:after="120" w:afterAutospacing="0" w:line="22" w:lineRule="atLeast"/>
+                    <w:rPr>
+                      <w:sz w:val="28"/>
+                      <w:szCs w:val="28"/>
+                      <w:lang w:val="vi-VN"/>
+                    </w:rPr>
+                  </w:pPr>
+                  <w:r>
+                    <w:rPr>
+                      <w:color w:val="000000"/>
+                      <w:sz w:val="28"/>
+                      <w:szCs w:val="28"/>
+                    </w:rPr>
+                    <w:t>Hiển</w:t>
+                  </w:r>
+                  <w:r>
+                    <w:rPr>
+                      <w:color w:val="000000"/>
+                      <w:sz w:val="28"/>
+                      <w:szCs w:val="28"/>
+                      <w:lang w:val="vi-VN"/>
+                    </w:rPr>
+                    <w:t xml:space="preserve"> thị màn hình thêm mới gồm các trường thông tin cần </w:t>
+                  </w:r>
+                  <w:r>
+                    <w:rPr>
+                      <w:color w:val="000000"/>
+                      <w:sz w:val="28"/>
+                      <w:szCs w:val="28"/>
+                      <w:lang w:val="vi-VN"/>
+                    </w:rPr>
+                    <w:t xml:space="preserve">nhập </w:t>
+                  </w:r>
+                  <w:r>
+                    <w:rPr>
+                      <w:color w:val="000000"/>
+                      <w:sz w:val="28"/>
+                      <w:szCs w:val="28"/>
+                      <w:lang w:val="vi-VN"/>
+                    </w:rPr>
+                    <w:t xml:space="preserve">(Project, </w:t>
+                  </w:r>
+                  <w:r>
+                    <w:rPr>
+                      <w:color w:val="000000"/>
+                      <w:sz w:val="28"/>
+                      <w:szCs w:val="28"/>
+                      <w:lang w:val="vi-VN"/>
+                    </w:rPr>
+                    <w:t>kiểu issue, tiêu đề, mô tả, file đính kèm, độ ưu tiên,</w:t>
+                  </w:r>
+                  <w:r>
+                    <w:rPr>
+                      <w:color w:val="000000"/>
+                      <w:sz w:val="28"/>
+                      <w:szCs w:val="28"/>
+                      <w:lang w:val="vi-VN"/>
+                    </w:rPr>
+                    <w:t xml:space="preserve"> người được phân công, lập trình viên, người kiểm thử, Epic link, Sprint link, chỉ số công việc-Issue rate, thời gian ước tính code, thời gian ước tính kiểm thử, ngày thực hiện </w:t>
+                  </w:r>
+                  <w:r>
+                    <w:rPr>
+                      <w:color w:val="000000"/>
+                      <w:sz w:val="28"/>
+                      <w:szCs w:val="28"/>
+                      <w:lang w:val="vi-VN"/>
+                    </w:rPr>
+                    <w:t>lập trình, ngày thực hiện kiểm thử</w:t>
+                  </w:r>
+                  <w:r>
+                    <w:rPr>
+                      <w:color w:val="000000"/>
+                      <w:sz w:val="28"/>
+                      <w:szCs w:val="28"/>
+                      <w:lang w:val="vi-VN"/>
+                    </w:rPr>
+                    <w:t xml:space="preserve">, ngày </w:t>
+                  </w:r>
+                  <w:r>
+                    <w:rPr>
+                      <w:color w:val="000000"/>
+                      <w:sz w:val="28"/>
+                      <w:szCs w:val="28"/>
+                      <w:lang w:val="vi-VN"/>
+                    </w:rPr>
+                    <w:t xml:space="preserve">khách hàng yêu cầu, ngày PM yêu cầu, chỉ số kiểm thử-Test rate, BA chịu trách </w:t>
+                  </w:r>
+                  <w:r>
+                    <w:rPr>
+                      <w:color w:val="000000"/>
+                      <w:sz w:val="28"/>
+                      <w:szCs w:val="28"/>
+                      <w:lang w:val="vi-VN"/>
+                    </w:rPr>
+                    <w:t>nhiệm</w:t>
+                  </w:r>
+                  <w:r>
+                    <w:rPr>
+                      <w:color w:val="000000"/>
+                      <w:sz w:val="28"/>
+                      <w:szCs w:val="28"/>
+                      <w:lang w:val="vi-VN"/>
+                    </w:rPr>
+                    <w:t>)</w:t>
+                  </w:r>
+                </w:p>
+              </w:tc>
+            </w:tr>
+            <w:tr>
+              <w:tc>
+                <w:tcPr>
+                  <w:tcW w:w="0" w:type="auto"/>
+                  <w:vMerge/>
+                  <w:tcBorders>
+                    <w:left w:val="single" w:sz="4" w:space="0" w:color="000000"/>
+                    <w:right w:val="single" w:sz="4" w:space="0" w:color="000000"/>
+                  </w:tcBorders>
+                  <w:shd w:val="clear" w:color="auto" w:fill="D9D9D9"/>
+                  <w:tcMar>
+                    <w:top w:w="0" w:type="dxa"/>
+                    <w:left w:w="115" w:type="dxa"/>
+                    <w:bottom w:w="0" w:type="dxa"/>
+                    <w:right w:w="115" w:type="dxa"/>
+                  </w:tcMar>
+                </w:tcPr>
+                <w:p>
+                  <w:pPr>
+                    <w:rPr>
+                      <w:rFonts w:cs="Times New Roman"/>
+                    </w:rPr>
+                  </w:pPr>
+                </w:p>
+              </w:tc>
+              <w:tc>
+                <w:tcPr>
+                  <w:tcW w:w="0" w:type="auto"/>
+                  <w:tcBorders>
+                    <w:top w:val="single" w:sz="4" w:space="0" w:color="000000"/>
+                    <w:left w:val="single" w:sz="4" w:space="0" w:color="000000"/>
+                    <w:bottom w:val="single" w:sz="4" w:space="0" w:color="000000"/>
+                    <w:right w:val="single" w:sz="4" w:space="0" w:color="000000"/>
+                  </w:tcBorders>
+                  <w:shd w:val="clear" w:color="auto" w:fill="auto"/>
+                  <w:tcMar>
+                    <w:top w:w="0" w:type="dxa"/>
+                    <w:left w:w="115" w:type="dxa"/>
+                    <w:bottom w:w="0" w:type="dxa"/>
+                    <w:right w:w="115" w:type="dxa"/>
+                  </w:tcMar>
+                </w:tcPr>
+                <w:p>
+                  <w:pPr>
+                    <w:pStyle w:val="NormalWeb"/>
+                    <w:spacing w:before="0" w:beforeAutospacing="0" w:after="120" w:afterAutospacing="0" w:line="22" w:lineRule="atLeast"/>
+                    <w:rPr>
+                      <w:sz w:val="28"/>
+                      <w:szCs w:val="28"/>
+                      <w:lang w:val="vi-VN"/>
+                    </w:rPr>
+                  </w:pPr>
+                  <w:r>
+                    <w:rPr>
+                      <w:sz w:val="28"/>
+                      <w:szCs w:val="28"/>
+                      <w:lang w:val="vi-VN"/>
+                    </w:rPr>
+                    <w:t>2.3</w:t>
+                  </w:r>
+                </w:p>
+              </w:tc>
+              <w:tc>
+                <w:tcPr>
+                  <w:tcW w:w="0" w:type="auto"/>
+                  <w:tcBorders>
+                    <w:top w:val="single" w:sz="4" w:space="0" w:color="000000"/>
+                    <w:left w:val="single" w:sz="4" w:space="0" w:color="000000"/>
+                    <w:bottom w:val="single" w:sz="4" w:space="0" w:color="000000"/>
+                    <w:right w:val="single" w:sz="4" w:space="0" w:color="000000"/>
+                  </w:tcBorders>
+                  <w:shd w:val="clear" w:color="auto" w:fill="auto"/>
+                  <w:tcMar>
+                    <w:top w:w="0" w:type="dxa"/>
+                    <w:left w:w="115" w:type="dxa"/>
+                    <w:bottom w:w="0" w:type="dxa"/>
+                    <w:right w:w="115" w:type="dxa"/>
+                  </w:tcMar>
+                </w:tcPr>
+                <w:p>
+                  <w:pPr>
+                    <w:pStyle w:val="NormalWeb"/>
+                    <w:spacing w:before="0" w:beforeAutospacing="0" w:after="120" w:afterAutospacing="0" w:line="22" w:lineRule="atLeast"/>
+                    <w:rPr>
+                      <w:color w:val="000000"/>
+                      <w:sz w:val="28"/>
+                      <w:szCs w:val="28"/>
+                    </w:rPr>
+                  </w:pPr>
+                  <w:r>
+                    <w:rPr>
+                      <w:color w:val="000000"/>
+                      <w:sz w:val="28"/>
+                      <w:szCs w:val="28"/>
+                    </w:rPr>
+                    <w:t>Người dùng</w:t>
+                  </w:r>
+                </w:p>
+              </w:tc>
+              <w:tc>
+                <w:tcPr>
+                  <w:tcW w:w="5546" w:type="dxa"/>
+                  <w:tcBorders>
+                    <w:top w:val="single" w:sz="4" w:space="0" w:color="000000"/>
+                    <w:left w:val="single" w:sz="4" w:space="0" w:color="000000"/>
+                    <w:bottom w:val="single" w:sz="4" w:space="0" w:color="000000"/>
+                    <w:right w:val="single" w:sz="4" w:space="0" w:color="000000"/>
+                  </w:tcBorders>
+                  <w:shd w:val="clear" w:color="auto" w:fill="auto"/>
+                  <w:tcMar>
+                    <w:top w:w="0" w:type="dxa"/>
+                    <w:left w:w="115" w:type="dxa"/>
+                    <w:bottom w:w="0" w:type="dxa"/>
+                    <w:right w:w="115" w:type="dxa"/>
+                  </w:tcMar>
+                </w:tcPr>
+                <w:p>
+                  <w:pPr>
+                    <w:pStyle w:val="NormalWeb"/>
+                    <w:spacing w:before="0" w:beforeAutospacing="0" w:after="120" w:afterAutospacing="0" w:line="22" w:lineRule="atLeast"/>
+                    <w:rPr>
+                      <w:color w:val="000000"/>
+                      <w:sz w:val="28"/>
+                      <w:szCs w:val="28"/>
+                      <w:lang w:val="vi-VN"/>
+                    </w:rPr>
+                  </w:pPr>
+                  <w:r>
+                    <w:rPr>
+                      <w:color w:val="000000"/>
+                      <w:sz w:val="28"/>
+                      <w:szCs w:val="28"/>
+                    </w:rPr>
+                    <w:t>Nhập</w:t>
+                  </w:r>
+                  <w:r>
+                    <w:rPr>
+                      <w:color w:val="000000"/>
+                      <w:sz w:val="28"/>
+                      <w:szCs w:val="28"/>
+                      <w:lang w:val="vi-VN"/>
+                    </w:rPr>
+                    <w:t xml:space="preserve"> dữ liệu cần thiết rồi nhấn nút ‘Thêm mới’</w:t>
+                  </w:r>
+                </w:p>
+              </w:tc>
+            </w:tr>
+            <w:tr>
+              <w:tc>
+                <w:tcPr>
+                  <w:tcW w:w="0" w:type="auto"/>
+                  <w:vMerge/>
+                  <w:tcBorders>
+                    <w:left w:val="single" w:sz="4" w:space="0" w:color="000000"/>
+                    <w:right w:val="single" w:sz="4" w:space="0" w:color="000000"/>
+                  </w:tcBorders>
+                  <w:shd w:val="clear" w:color="auto" w:fill="D9D9D9"/>
+                  <w:tcMar>
+                    <w:top w:w="0" w:type="dxa"/>
+                    <w:left w:w="115" w:type="dxa"/>
+                    <w:bottom w:w="0" w:type="dxa"/>
+                    <w:right w:w="115" w:type="dxa"/>
+                  </w:tcMar>
+                </w:tcPr>
+                <w:p>
+                  <w:pPr>
+                    <w:pStyle w:val="NormalWeb"/>
+                    <w:spacing w:before="0" w:after="120" w:line="22" w:lineRule="atLeast"/>
+                    <w:rPr>
+                      <w:color w:val="000000"/>
+                      <w:sz w:val="28"/>
+                      <w:szCs w:val="28"/>
+                    </w:rPr>
+                  </w:pPr>
+                </w:p>
+              </w:tc>
+              <w:tc>
+                <w:tcPr>
+                  <w:tcW w:w="0" w:type="auto"/>
+                  <w:tcBorders>
+                    <w:top w:val="single" w:sz="4" w:space="0" w:color="000000"/>
+                    <w:left w:val="single" w:sz="4" w:space="0" w:color="000000"/>
+                    <w:bottom w:val="single" w:sz="4" w:space="0" w:color="000000"/>
+                    <w:right w:val="single" w:sz="4" w:space="0" w:color="000000"/>
+                  </w:tcBorders>
+                  <w:shd w:val="clear" w:color="auto" w:fill="auto"/>
+                  <w:tcMar>
+                    <w:top w:w="0" w:type="dxa"/>
+                    <w:left w:w="115" w:type="dxa"/>
+                    <w:bottom w:w="0" w:type="dxa"/>
+                    <w:right w:w="115" w:type="dxa"/>
+                  </w:tcMar>
+                </w:tcPr>
+                <w:p>
+                  <w:pPr>
+                    <w:pStyle w:val="NormalWeb"/>
+                    <w:spacing w:before="0" w:beforeAutospacing="0" w:after="120" w:afterAutospacing="0" w:line="22" w:lineRule="atLeast"/>
+                    <w:rPr>
+                      <w:color w:val="000000"/>
+                      <w:sz w:val="28"/>
+                      <w:szCs w:val="28"/>
+                      <w:lang w:val="vi-VN"/>
+                    </w:rPr>
+                  </w:pPr>
+                  <w:r>
+                    <w:rPr>
+                      <w:color w:val="000000"/>
+                      <w:sz w:val="28"/>
+                      <w:szCs w:val="28"/>
+                    </w:rPr>
+                    <w:t>2</w:t>
+                  </w:r>
+                  <w:r>
+                    <w:rPr>
+                      <w:color w:val="000000"/>
+                      <w:sz w:val="28"/>
+                      <w:szCs w:val="28"/>
+                      <w:lang w:val="vi-VN"/>
+                    </w:rPr>
+                    <w:t>.4</w:t>
+                  </w:r>
+                </w:p>
+              </w:tc>
+              <w:tc>
+                <w:tcPr>
+                  <w:tcW w:w="0" w:type="auto"/>
+                  <w:tcBorders>
+                    <w:top w:val="single" w:sz="4" w:space="0" w:color="000000"/>
+                    <w:left w:val="single" w:sz="4" w:space="0" w:color="000000"/>
+                    <w:bottom w:val="single" w:sz="4" w:space="0" w:color="000000"/>
+                    <w:right w:val="single" w:sz="4" w:space="0" w:color="000000"/>
+                  </w:tcBorders>
+                  <w:shd w:val="clear" w:color="auto" w:fill="auto"/>
+                  <w:tcMar>
+                    <w:top w:w="0" w:type="dxa"/>
+                    <w:left w:w="115" w:type="dxa"/>
+                    <w:bottom w:w="0" w:type="dxa"/>
+                    <w:right w:w="115" w:type="dxa"/>
+                  </w:tcMar>
+                </w:tcPr>
+                <w:p>
+                  <w:pPr>
+                    <w:pStyle w:val="NormalWeb"/>
+                    <w:spacing w:before="0" w:beforeAutospacing="0" w:after="120" w:afterAutospacing="0" w:line="22" w:lineRule="atLeast"/>
+                    <w:rPr>
+                      <w:color w:val="000000"/>
+                      <w:sz w:val="28"/>
+                      <w:szCs w:val="28"/>
+                    </w:rPr>
+                  </w:pPr>
+                  <w:r>
+                    <w:rPr>
+                      <w:color w:val="000000"/>
+                      <w:sz w:val="28"/>
+                      <w:szCs w:val="28"/>
+                    </w:rPr>
+                    <w:t>Hệ thống</w:t>
+                  </w:r>
+                </w:p>
+              </w:tc>
+              <w:tc>
+                <w:tcPr>
+                  <w:tcW w:w="5546" w:type="dxa"/>
+                  <w:tcBorders>
+                    <w:top w:val="single" w:sz="4" w:space="0" w:color="000000"/>
+                    <w:left w:val="single" w:sz="4" w:space="0" w:color="000000"/>
+                    <w:bottom w:val="single" w:sz="4" w:space="0" w:color="000000"/>
+                    <w:right w:val="single" w:sz="4" w:space="0" w:color="000000"/>
+                  </w:tcBorders>
+                  <w:shd w:val="clear" w:color="auto" w:fill="auto"/>
+                  <w:tcMar>
+                    <w:top w:w="0" w:type="dxa"/>
+                    <w:left w:w="115" w:type="dxa"/>
+                    <w:bottom w:w="0" w:type="dxa"/>
+                    <w:right w:w="115" w:type="dxa"/>
+                  </w:tcMar>
+                </w:tcPr>
+                <w:p>
+                  <w:pPr>
+                    <w:pStyle w:val="NormalWeb"/>
+                    <w:spacing w:before="0" w:beforeAutospacing="0" w:after="120" w:afterAutospacing="0" w:line="22" w:lineRule="atLeast"/>
+                    <w:rPr>
+                      <w:color w:val="000000"/>
+                      <w:sz w:val="28"/>
+                      <w:szCs w:val="28"/>
+                      <w:shd w:val="clear" w:color="auto" w:fill="FFFFFF"/>
+                      <w:lang w:val="vi-VN"/>
+                    </w:rPr>
+                  </w:pPr>
+                  <w:r>
+                    <w:rPr>
+                      <w:color w:val="000000"/>
+                      <w:sz w:val="28"/>
+                      <w:szCs w:val="28"/>
+                      <w:shd w:val="clear" w:color="auto" w:fill="FFFFFF"/>
+                    </w:rPr>
+                    <w:t>Kiểm</w:t>
+                  </w:r>
+                  <w:r>
+                    <w:rPr>
+                      <w:color w:val="000000"/>
+                      <w:sz w:val="28"/>
+                      <w:szCs w:val="28"/>
+                      <w:shd w:val="clear" w:color="auto" w:fill="FFFFFF"/>
+                      <w:lang w:val="vi-VN"/>
+                    </w:rPr>
+                    <w:t xml:space="preserve"> tra xem dữ liệu có hợp lệ không, nếu hợp lệ thì thêm dữ liệu vừa nhập vào cơ sở dữ liệu sau đó hiển thị lại màn hình danh sách.</w:t>
+                  </w:r>
+                </w:p>
+              </w:tc>
+            </w:tr>
+            <w:tr>
+              <w:tc>
+                <w:tcPr>
+                  <w:tcW w:w="0" w:type="auto"/>
+                  <w:vMerge/>
+                  <w:tcBorders>
+                    <w:left w:val="single" w:sz="4" w:space="0" w:color="000000"/>
+                    <w:right w:val="single" w:sz="4" w:space="0" w:color="000000"/>
+                  </w:tcBorders>
+                  <w:shd w:val="clear" w:color="auto" w:fill="D9D9D9"/>
+                  <w:tcMar>
+                    <w:top w:w="0" w:type="dxa"/>
+                    <w:left w:w="115" w:type="dxa"/>
+                    <w:bottom w:w="0" w:type="dxa"/>
+                    <w:right w:w="115" w:type="dxa"/>
+                  </w:tcMar>
+                </w:tcPr>
+                <w:p>
+                  <w:pPr>
+                    <w:pStyle w:val="NormalWeb"/>
+                    <w:spacing w:before="0" w:after="120" w:line="22" w:lineRule="atLeast"/>
+                    <w:rPr>
+                      <w:color w:val="000000"/>
+                      <w:sz w:val="28"/>
+                      <w:szCs w:val="28"/>
+                    </w:rPr>
+                  </w:pPr>
+                </w:p>
+              </w:tc>
+              <w:tc>
+                <w:tcPr>
+                  <w:tcW w:w="7267" w:type="dxa"/>
+                  <w:gridSpan w:val="3"/>
+                  <w:tcBorders>
+                    <w:top w:val="single" w:sz="4" w:space="0" w:color="000000"/>
+                    <w:left w:val="single" w:sz="4" w:space="0" w:color="000000"/>
+                    <w:bottom w:val="single" w:sz="4" w:space="0" w:color="000000"/>
+                    <w:right w:val="single" w:sz="4" w:space="0" w:color="000000"/>
+                  </w:tcBorders>
+                  <w:shd w:val="clear" w:color="auto" w:fill="auto"/>
+                  <w:tcMar>
+                    <w:top w:w="0" w:type="dxa"/>
+                    <w:left w:w="115" w:type="dxa"/>
+                    <w:bottom w:w="0" w:type="dxa"/>
+                    <w:right w:w="115" w:type="dxa"/>
+                  </w:tcMar>
+                </w:tcPr>
+                <w:p>
+                  <w:pPr>
+                    <w:pStyle w:val="NormalWeb"/>
+                    <w:spacing w:before="0" w:beforeAutospacing="0" w:after="120" w:afterAutospacing="0" w:line="22" w:lineRule="atLeast"/>
+                    <w:rPr>
+                      <w:color w:val="000000"/>
+                      <w:sz w:val="28"/>
+                      <w:szCs w:val="28"/>
+                      <w:shd w:val="clear" w:color="auto" w:fill="FFFFFF"/>
+                      <w:lang w:val="vi-VN"/>
+                    </w:rPr>
+                  </w:pPr>
+                  <w:r>
+                    <w:rPr>
+                      <w:color w:val="000000"/>
+                      <w:sz w:val="28"/>
+                      <w:szCs w:val="28"/>
+                      <w:shd w:val="clear" w:color="auto" w:fill="FFFFFF"/>
+                    </w:rPr>
+                    <w:t>3</w:t>
+                  </w:r>
+                  <w:r>
+                    <w:rPr>
+                      <w:color w:val="000000"/>
+                      <w:sz w:val="28"/>
+                      <w:szCs w:val="28"/>
+                      <w:shd w:val="clear" w:color="auto" w:fill="FFFFFF"/>
+                      <w:lang w:val="vi-VN"/>
+                    </w:rPr>
+                    <w:t xml:space="preserve">. Cập nhật </w:t>
+                  </w:r>
+                  <w:r>
+                    <w:rPr>
+                      <w:color w:val="000000"/>
+                      <w:sz w:val="28"/>
+                      <w:szCs w:val="28"/>
+                      <w:shd w:val="clear" w:color="auto" w:fill="FFFFFF"/>
+                      <w:lang w:val="vi-VN"/>
+                    </w:rPr>
+                    <w:t>issue</w:t>
+                  </w:r>
+                </w:p>
+              </w:tc>
+            </w:tr>
+            <w:tr>
+              <w:tc>
+                <w:tcPr>
+                  <w:tcW w:w="0" w:type="auto"/>
+                  <w:vMerge/>
+                  <w:tcBorders>
+                    <w:left w:val="single" w:sz="4" w:space="0" w:color="000000"/>
+                    <w:right w:val="single" w:sz="4" w:space="0" w:color="000000"/>
+                  </w:tcBorders>
+                  <w:shd w:val="clear" w:color="auto" w:fill="D9D9D9"/>
+                  <w:tcMar>
+                    <w:top w:w="0" w:type="dxa"/>
+                    <w:left w:w="115" w:type="dxa"/>
+                    <w:bottom w:w="0" w:type="dxa"/>
+                    <w:right w:w="115" w:type="dxa"/>
+                  </w:tcMar>
+                </w:tcPr>
+                <w:p>
+                  <w:pPr>
+                    <w:pStyle w:val="NormalWeb"/>
+                    <w:spacing w:before="0" w:after="120" w:line="22" w:lineRule="atLeast"/>
+                    <w:rPr>
+                      <w:color w:val="000000"/>
+                      <w:sz w:val="28"/>
+                      <w:szCs w:val="28"/>
+                    </w:rPr>
+                  </w:pPr>
+                </w:p>
+              </w:tc>
+              <w:tc>
+                <w:tcPr>
+                  <w:tcW w:w="0" w:type="auto"/>
+                  <w:tcBorders>
+                    <w:top w:val="single" w:sz="4" w:space="0" w:color="000000"/>
+                    <w:left w:val="single" w:sz="4" w:space="0" w:color="000000"/>
+                    <w:bottom w:val="single" w:sz="4" w:space="0" w:color="000000"/>
+                    <w:right w:val="single" w:sz="4" w:space="0" w:color="000000"/>
+                  </w:tcBorders>
+                  <w:shd w:val="clear" w:color="auto" w:fill="auto"/>
+                  <w:tcMar>
+                    <w:top w:w="0" w:type="dxa"/>
+                    <w:left w:w="115" w:type="dxa"/>
+                    <w:bottom w:w="0" w:type="dxa"/>
+                    <w:right w:w="115" w:type="dxa"/>
+                  </w:tcMar>
+                </w:tcPr>
+                <w:p>
+                  <w:pPr>
+                    <w:pStyle w:val="NormalWeb"/>
+                    <w:spacing w:before="0" w:beforeAutospacing="0" w:after="120" w:afterAutospacing="0" w:line="22" w:lineRule="atLeast"/>
+                    <w:rPr>
+                      <w:color w:val="000000"/>
+                      <w:sz w:val="28"/>
+                      <w:szCs w:val="28"/>
+                      <w:lang w:val="vi-VN"/>
+                    </w:rPr>
+                  </w:pPr>
+                  <w:r>
+                    <w:rPr>
+                      <w:color w:val="000000"/>
+                      <w:sz w:val="28"/>
+                      <w:szCs w:val="28"/>
+                    </w:rPr>
+                    <w:t>3</w:t>
+                  </w:r>
+                  <w:r>
+                    <w:rPr>
+                      <w:color w:val="000000"/>
+                      <w:sz w:val="28"/>
+                      <w:szCs w:val="28"/>
+                      <w:lang w:val="vi-VN"/>
+                    </w:rPr>
+                    <w:t>.1</w:t>
+                  </w:r>
+                </w:p>
+              </w:tc>
+              <w:tc>
+                <w:tcPr>
+                  <w:tcW w:w="0" w:type="auto"/>
+                  <w:tcBorders>
+                    <w:top w:val="single" w:sz="4" w:space="0" w:color="000000"/>
+                    <w:left w:val="single" w:sz="4" w:space="0" w:color="000000"/>
+                    <w:bottom w:val="single" w:sz="4" w:space="0" w:color="000000"/>
+                    <w:right w:val="single" w:sz="4" w:space="0" w:color="000000"/>
+                  </w:tcBorders>
+                  <w:shd w:val="clear" w:color="auto" w:fill="auto"/>
+                  <w:tcMar>
+                    <w:top w:w="0" w:type="dxa"/>
+                    <w:left w:w="115" w:type="dxa"/>
+                    <w:bottom w:w="0" w:type="dxa"/>
+                    <w:right w:w="115" w:type="dxa"/>
+                  </w:tcMar>
+                </w:tcPr>
+                <w:p>
+                  <w:pPr>
+                    <w:pStyle w:val="NormalWeb"/>
+                    <w:spacing w:before="0" w:beforeAutospacing="0" w:after="120" w:afterAutospacing="0" w:line="22" w:lineRule="atLeast"/>
+                    <w:rPr>
+                      <w:color w:val="000000"/>
+                      <w:sz w:val="28"/>
+                      <w:szCs w:val="28"/>
+                    </w:rPr>
+                  </w:pPr>
+                  <w:r>
+                    <w:rPr>
+                      <w:color w:val="000000"/>
+                      <w:sz w:val="28"/>
+                      <w:szCs w:val="28"/>
+                    </w:rPr>
+                    <w:t>Người dùng</w:t>
+                  </w:r>
+                </w:p>
+              </w:tc>
+              <w:tc>
+                <w:tcPr>
+                  <w:tcW w:w="5546" w:type="dxa"/>
+                  <w:tcBorders>
+                    <w:top w:val="single" w:sz="4" w:space="0" w:color="000000"/>
+                    <w:left w:val="single" w:sz="4" w:space="0" w:color="000000"/>
+                    <w:bottom w:val="single" w:sz="4" w:space="0" w:color="000000"/>
+                    <w:right w:val="single" w:sz="4" w:space="0" w:color="000000"/>
+                  </w:tcBorders>
+                  <w:shd w:val="clear" w:color="auto" w:fill="auto"/>
+                  <w:tcMar>
+                    <w:top w:w="0" w:type="dxa"/>
+                    <w:left w:w="115" w:type="dxa"/>
+                    <w:bottom w:w="0" w:type="dxa"/>
+                    <w:right w:w="115" w:type="dxa"/>
+                  </w:tcMar>
+                </w:tcPr>
+                <w:p>
+                  <w:pPr>
+                    <w:pStyle w:val="NormalWeb"/>
+                    <w:spacing w:before="0" w:beforeAutospacing="0" w:after="120" w:afterAutospacing="0" w:line="22" w:lineRule="atLeast"/>
+                    <w:rPr>
+                      <w:color w:val="000000"/>
+                      <w:sz w:val="28"/>
+                      <w:szCs w:val="28"/>
+                      <w:shd w:val="clear" w:color="auto" w:fill="FFFFFF"/>
+                      <w:lang w:val="vi-VN"/>
+                    </w:rPr>
+                  </w:pPr>
+                  <w:r>
+                    <w:rPr>
+                      <w:color w:val="000000"/>
+                      <w:sz w:val="28"/>
+                      <w:szCs w:val="28"/>
+                      <w:shd w:val="clear" w:color="auto" w:fill="FFFFFF"/>
+                      <w:lang w:val="vi-VN"/>
+                    </w:rPr>
+                    <w:t xml:space="preserve">Ấn vào nút sửa hoặc comment </w:t>
+                  </w:r>
+                </w:p>
+              </w:tc>
+            </w:tr>
+            <w:tr>
+              <w:tc>
+                <w:tcPr>
+                  <w:tcW w:w="0" w:type="auto"/>
+                  <w:vMerge/>
+                  <w:tcBorders>
+                    <w:left w:val="single" w:sz="4" w:space="0" w:color="000000"/>
+                    <w:right w:val="single" w:sz="4" w:space="0" w:color="000000"/>
+                  </w:tcBorders>
+                  <w:shd w:val="clear" w:color="auto" w:fill="D9D9D9"/>
+                  <w:tcMar>
+                    <w:top w:w="0" w:type="dxa"/>
+                    <w:left w:w="115" w:type="dxa"/>
+                    <w:bottom w:w="0" w:type="dxa"/>
+                    <w:right w:w="115" w:type="dxa"/>
+                  </w:tcMar>
+                </w:tcPr>
+                <w:p>
+                  <w:pPr>
+                    <w:pStyle w:val="NormalWeb"/>
+                    <w:spacing w:before="0" w:beforeAutospacing="0" w:after="120" w:afterAutospacing="0" w:line="22" w:lineRule="atLeast"/>
+                    <w:rPr>
+                      <w:sz w:val="28"/>
+                      <w:szCs w:val="28"/>
+                    </w:rPr>
+                  </w:pPr>
+                </w:p>
+              </w:tc>
+              <w:tc>
+                <w:tcPr>
+                  <w:tcW w:w="0" w:type="auto"/>
+                  <w:tcBorders>
+                    <w:top w:val="single" w:sz="4" w:space="0" w:color="000000"/>
+                    <w:left w:val="single" w:sz="4" w:space="0" w:color="000000"/>
+                    <w:bottom w:val="single" w:sz="4" w:space="0" w:color="000000"/>
+                    <w:right w:val="single" w:sz="4" w:space="0" w:color="000000"/>
+                  </w:tcBorders>
+                  <w:shd w:val="clear" w:color="auto" w:fill="auto"/>
+                  <w:tcMar>
+                    <w:top w:w="0" w:type="dxa"/>
+                    <w:left w:w="115" w:type="dxa"/>
+                    <w:bottom w:w="0" w:type="dxa"/>
+                    <w:right w:w="115" w:type="dxa"/>
+                  </w:tcMar>
+                </w:tcPr>
+                <w:p>
+                  <w:pPr>
+                    <w:pStyle w:val="NormalWeb"/>
+                    <w:spacing w:before="0" w:beforeAutospacing="0" w:after="120" w:afterAutospacing="0" w:line="22" w:lineRule="atLeast"/>
+                    <w:rPr>
+                      <w:sz w:val="28"/>
+                      <w:szCs w:val="28"/>
+                      <w:lang w:val="vi-VN"/>
+                    </w:rPr>
+                  </w:pPr>
+                  <w:r>
+                    <w:rPr>
+                      <w:color w:val="000000"/>
+                      <w:sz w:val="28"/>
+                      <w:szCs w:val="28"/>
+                      <w:lang w:val="vi-VN"/>
+                    </w:rPr>
+                    <w:t>3.2</w:t>
+                  </w:r>
+                </w:p>
+              </w:tc>
+              <w:tc>
+                <w:tcPr>
+                  <w:tcW w:w="0" w:type="auto"/>
+                  <w:tcBorders>
+                    <w:top w:val="single" w:sz="4" w:space="0" w:color="000000"/>
+                    <w:left w:val="single" w:sz="4" w:space="0" w:color="000000"/>
+                    <w:bottom w:val="single" w:sz="4" w:space="0" w:color="000000"/>
+                    <w:right w:val="single" w:sz="4" w:space="0" w:color="000000"/>
+                  </w:tcBorders>
+                  <w:shd w:val="clear" w:color="auto" w:fill="auto"/>
+                  <w:tcMar>
+                    <w:top w:w="0" w:type="dxa"/>
+                    <w:left w:w="115" w:type="dxa"/>
+                    <w:bottom w:w="0" w:type="dxa"/>
+                    <w:right w:w="115" w:type="dxa"/>
+                  </w:tcMar>
+                </w:tcPr>
+                <w:p>
+                  <w:pPr>
+                    <w:pStyle w:val="NormalWeb"/>
+                    <w:spacing w:before="0" w:beforeAutospacing="0" w:after="120" w:afterAutospacing="0" w:line="22" w:lineRule="atLeast"/>
+                    <w:rPr>
+                      <w:sz w:val="28"/>
+                      <w:szCs w:val="28"/>
+                    </w:rPr>
+                  </w:pPr>
+                  <w:r>
+                    <w:rPr>
+                      <w:color w:val="000000"/>
+                      <w:sz w:val="28"/>
+                      <w:szCs w:val="28"/>
+                    </w:rPr>
+                    <w:t>Hệ thống</w:t>
+                  </w:r>
+                </w:p>
+              </w:tc>
+              <w:tc>
+                <w:tcPr>
+                  <w:tcW w:w="5546" w:type="dxa"/>
+                  <w:tcBorders>
+                    <w:top w:val="single" w:sz="4" w:space="0" w:color="000000"/>
+                    <w:left w:val="single" w:sz="4" w:space="0" w:color="000000"/>
+                    <w:bottom w:val="single" w:sz="4" w:space="0" w:color="000000"/>
+                    <w:right w:val="single" w:sz="4" w:space="0" w:color="000000"/>
+                  </w:tcBorders>
+                  <w:shd w:val="clear" w:color="auto" w:fill="auto"/>
+                  <w:tcMar>
+                    <w:top w:w="0" w:type="dxa"/>
+                    <w:left w:w="115" w:type="dxa"/>
+                    <w:bottom w:w="0" w:type="dxa"/>
+                    <w:right w:w="115" w:type="dxa"/>
+                  </w:tcMar>
+                </w:tcPr>
+                <w:p>
+                  <w:pPr>
+                    <w:pStyle w:val="NormalWeb"/>
+                    <w:spacing w:before="0" w:beforeAutospacing="0" w:after="120" w:afterAutospacing="0" w:line="22" w:lineRule="atLeast"/>
+                    <w:rPr>
+                      <w:sz w:val="28"/>
+                      <w:szCs w:val="28"/>
+                      <w:lang w:val="vi-VN"/>
+                    </w:rPr>
+                  </w:pPr>
+                  <w:r>
+                    <w:rPr>
+                      <w:color w:val="000000"/>
+                      <w:sz w:val="28"/>
+                      <w:szCs w:val="28"/>
+                    </w:rPr>
+                    <w:t>Hiển</w:t>
+                  </w:r>
+                  <w:r>
+                    <w:rPr>
+                      <w:color w:val="000000"/>
+                      <w:sz w:val="28"/>
+                      <w:szCs w:val="28"/>
+                      <w:lang w:val="vi-VN"/>
+                    </w:rPr>
+                    <w:t xml:space="preserve"> thị màn hình </w:t>
+                  </w:r>
+                  <w:r>
+                    <w:rPr>
+                      <w:color w:val="000000"/>
+                      <w:sz w:val="28"/>
+                      <w:szCs w:val="28"/>
+                      <w:lang w:val="vi-VN"/>
+                    </w:rPr>
+                    <w:t xml:space="preserve">sửa </w:t>
+                  </w:r>
+                  <w:r>
+                    <w:rPr>
+                      <w:color w:val="000000"/>
+                      <w:sz w:val="28"/>
+                      <w:szCs w:val="28"/>
+                      <w:lang w:val="vi-VN"/>
+                    </w:rPr>
+                    <w:t xml:space="preserve">gồm các trường thông tin cần </w:t>
+                  </w:r>
+                  <w:r>
+                    <w:rPr>
+                      <w:color w:val="000000"/>
+                      <w:sz w:val="28"/>
+                      <w:szCs w:val="28"/>
+                      <w:lang w:val="vi-VN"/>
+                    </w:rPr>
+                    <w:t>nhập (</w:t>
+                  </w:r>
+                  <w:r>
+                    <w:rPr>
+                      <w:color w:val="000000"/>
+                      <w:sz w:val="28"/>
+                      <w:szCs w:val="28"/>
+                      <w:lang w:val="vi-VN"/>
+                    </w:rPr>
+                    <w:t>T</w:t>
+                  </w:r>
+                  <w:r>
+                    <w:rPr>
+                      <w:color w:val="000000"/>
+                      <w:sz w:val="28"/>
+                      <w:szCs w:val="28"/>
+                      <w:lang w:val="vi-VN"/>
+                    </w:rPr>
+                    <w:t>iêu đề, mô tả, file đính kèm, độ ưu tiên, người được phân công, lập trình viên, người kiểm thử, Epic link, Sprint link, chỉ số công việc-Issue rate, thời gian ước tính code, thời gian ước tính kiểm thử, ngày thực hiện lập trình, ngày thực hiện kiểm thử, ngày khách hàng yêu cầu, ngày PM yêu cầu, chỉ số kiểm thử-Test rate, BA chịu trách nhiệm)</w:t>
+                  </w:r>
+                  <w:r>
+                    <w:rPr>
+                      <w:color w:val="000000"/>
+                      <w:sz w:val="28"/>
+                      <w:szCs w:val="28"/>
+                      <w:lang w:val="vi-VN"/>
+                    </w:rPr>
+                    <w:t xml:space="preserve"> hoặc khu để nhập comment.</w:t>
+                  </w:r>
+                </w:p>
+              </w:tc>
+            </w:tr>
+            <w:tr>
+              <w:tc>
+                <w:tcPr>
+                  <w:tcW w:w="0" w:type="auto"/>
+                  <w:vMerge/>
+                  <w:tcBorders>
+                    <w:left w:val="single" w:sz="4" w:space="0" w:color="000000"/>
+                    <w:right w:val="single" w:sz="4" w:space="0" w:color="000000"/>
+                  </w:tcBorders>
+                  <w:shd w:val="clear" w:color="auto" w:fill="D9D9D9"/>
+                  <w:tcMar>
+                    <w:top w:w="0" w:type="dxa"/>
+                    <w:left w:w="115" w:type="dxa"/>
+                    <w:bottom w:w="0" w:type="dxa"/>
+                    <w:right w:w="115" w:type="dxa"/>
+                  </w:tcMar>
+                </w:tcPr>
+                <w:p>
+                  <w:pPr>
+                    <w:pStyle w:val="NormalWeb"/>
+                    <w:spacing w:before="0" w:beforeAutospacing="0" w:after="120" w:afterAutospacing="0" w:line="22" w:lineRule="atLeast"/>
+                    <w:rPr>
+                      <w:sz w:val="28"/>
+                      <w:szCs w:val="28"/>
+                    </w:rPr>
+                  </w:pPr>
+                </w:p>
+              </w:tc>
+              <w:tc>
+                <w:tcPr>
+                  <w:tcW w:w="0" w:type="auto"/>
+                  <w:tcBorders>
+                    <w:top w:val="single" w:sz="4" w:space="0" w:color="000000"/>
+                    <w:left w:val="single" w:sz="4" w:space="0" w:color="000000"/>
+                    <w:bottom w:val="single" w:sz="4" w:space="0" w:color="000000"/>
+                    <w:right w:val="single" w:sz="4" w:space="0" w:color="000000"/>
+                  </w:tcBorders>
+                  <w:shd w:val="clear" w:color="auto" w:fill="auto"/>
+                  <w:tcMar>
+                    <w:top w:w="0" w:type="dxa"/>
+                    <w:left w:w="115" w:type="dxa"/>
+                    <w:bottom w:w="0" w:type="dxa"/>
+                    <w:right w:w="115" w:type="dxa"/>
+                  </w:tcMar>
+                </w:tcPr>
+                <w:p>
+                  <w:pPr>
+                    <w:pStyle w:val="NormalWeb"/>
+                    <w:spacing w:before="0" w:beforeAutospacing="0" w:after="120" w:afterAutospacing="0" w:line="22" w:lineRule="atLeast"/>
+                    <w:rPr>
+                      <w:color w:val="000000"/>
+                      <w:sz w:val="28"/>
+                      <w:szCs w:val="28"/>
+                      <w:lang w:val="vi-VN"/>
+                    </w:rPr>
+                  </w:pPr>
+                  <w:r>
+                    <w:rPr>
+                      <w:color w:val="000000"/>
+                      <w:sz w:val="28"/>
+                      <w:szCs w:val="28"/>
+                      <w:lang w:val="vi-VN"/>
+                    </w:rPr>
+                    <w:t>3.3</w:t>
+                  </w:r>
+                </w:p>
+              </w:tc>
+              <w:tc>
+                <w:tcPr>
+                  <w:tcW w:w="0" w:type="auto"/>
+                  <w:tcBorders>
+                    <w:top w:val="single" w:sz="4" w:space="0" w:color="000000"/>
+                    <w:left w:val="single" w:sz="4" w:space="0" w:color="000000"/>
+                    <w:bottom w:val="single" w:sz="4" w:space="0" w:color="000000"/>
+                    <w:right w:val="single" w:sz="4" w:space="0" w:color="000000"/>
+                  </w:tcBorders>
+                  <w:shd w:val="clear" w:color="auto" w:fill="auto"/>
+                  <w:tcMar>
+                    <w:top w:w="0" w:type="dxa"/>
+                    <w:left w:w="115" w:type="dxa"/>
+                    <w:bottom w:w="0" w:type="dxa"/>
+                    <w:right w:w="115" w:type="dxa"/>
+                  </w:tcMar>
+                </w:tcPr>
+                <w:p>
+                  <w:pPr>
+                    <w:pStyle w:val="NormalWeb"/>
+                    <w:spacing w:before="0" w:beforeAutospacing="0" w:after="120" w:afterAutospacing="0" w:line="22" w:lineRule="atLeast"/>
+                    <w:rPr>
+                      <w:color w:val="000000"/>
+                      <w:sz w:val="28"/>
+                      <w:szCs w:val="28"/>
+                    </w:rPr>
+                  </w:pPr>
+                  <w:r>
+                    <w:rPr>
+                      <w:color w:val="000000"/>
+                      <w:sz w:val="28"/>
+                      <w:szCs w:val="28"/>
+                    </w:rPr>
+                    <w:t>Người dùng</w:t>
+                  </w:r>
+                </w:p>
+              </w:tc>
+              <w:tc>
+                <w:tcPr>
+                  <w:tcW w:w="5546" w:type="dxa"/>
+                  <w:tcBorders>
+                    <w:top w:val="single" w:sz="4" w:space="0" w:color="000000"/>
+                    <w:left w:val="single" w:sz="4" w:space="0" w:color="000000"/>
+                    <w:bottom w:val="single" w:sz="4" w:space="0" w:color="000000"/>
+                    <w:right w:val="single" w:sz="4" w:space="0" w:color="000000"/>
+                  </w:tcBorders>
+                  <w:shd w:val="clear" w:color="auto" w:fill="auto"/>
+                  <w:tcMar>
+                    <w:top w:w="0" w:type="dxa"/>
+                    <w:left w:w="115" w:type="dxa"/>
+                    <w:bottom w:w="0" w:type="dxa"/>
+                    <w:right w:w="115" w:type="dxa"/>
+                  </w:tcMar>
+                </w:tcPr>
+                <w:p>
+                  <w:pPr>
+                    <w:pStyle w:val="NormalWeb"/>
+                    <w:spacing w:before="0" w:beforeAutospacing="0" w:after="120" w:afterAutospacing="0" w:line="22" w:lineRule="atLeast"/>
+                    <w:rPr>
+                      <w:color w:val="000000"/>
+                      <w:sz w:val="28"/>
+                      <w:szCs w:val="28"/>
+                      <w:lang w:val="vi-VN"/>
+                    </w:rPr>
+                  </w:pPr>
+                  <w:r>
+                    <w:rPr>
+                      <w:color w:val="000000"/>
+                      <w:sz w:val="28"/>
+                      <w:szCs w:val="28"/>
+                      <w:lang w:val="vi-VN"/>
+                    </w:rPr>
+                    <w:t>Nhập dữ liệu cần thiêt rồi ấn nút ‘Lưu’</w:t>
+                  </w:r>
+                </w:p>
+              </w:tc>
+            </w:tr>
+            <w:tr>
+              <w:tc>
+                <w:tcPr>
+                  <w:tcW w:w="0" w:type="auto"/>
+                  <w:vMerge/>
+                  <w:tcBorders>
+                    <w:left w:val="single" w:sz="4" w:space="0" w:color="000000"/>
+                    <w:right w:val="single" w:sz="4" w:space="0" w:color="000000"/>
+                  </w:tcBorders>
+                  <w:shd w:val="clear" w:color="auto" w:fill="D9D9D9"/>
+                  <w:tcMar>
+                    <w:top w:w="0" w:type="dxa"/>
+                    <w:left w:w="115" w:type="dxa"/>
+                    <w:bottom w:w="0" w:type="dxa"/>
+                    <w:right w:w="115" w:type="dxa"/>
+                  </w:tcMar>
+                </w:tcPr>
+                <w:p>
+                  <w:pPr>
+                    <w:rPr>
+                      <w:rFonts w:cs="Times New Roman"/>
+                    </w:rPr>
+                  </w:pPr>
+                </w:p>
+              </w:tc>
+              <w:tc>
+                <w:tcPr>
+                  <w:tcW w:w="0" w:type="auto"/>
+                  <w:tcBorders>
+                    <w:top w:val="single" w:sz="4" w:space="0" w:color="000000"/>
+                    <w:left w:val="single" w:sz="4" w:space="0" w:color="000000"/>
+                    <w:bottom w:val="single" w:sz="4" w:space="0" w:color="000000"/>
+                    <w:right w:val="single" w:sz="4" w:space="0" w:color="000000"/>
+                  </w:tcBorders>
+                  <w:shd w:val="clear" w:color="auto" w:fill="auto"/>
+                  <w:tcMar>
+                    <w:top w:w="0" w:type="dxa"/>
+                    <w:left w:w="115" w:type="dxa"/>
+                    <w:bottom w:w="0" w:type="dxa"/>
+                    <w:right w:w="115" w:type="dxa"/>
+                  </w:tcMar>
+                </w:tcPr>
+                <w:p>
+                  <w:pPr>
+                    <w:pStyle w:val="NormalWeb"/>
+                    <w:spacing w:before="0" w:beforeAutospacing="0" w:after="120" w:afterAutospacing="0" w:line="22" w:lineRule="atLeast"/>
+                    <w:rPr>
+                      <w:sz w:val="28"/>
+                      <w:szCs w:val="28"/>
+                      <w:lang w:val="vi-VN"/>
+                    </w:rPr>
+                  </w:pPr>
+                  <w:r>
+                    <w:rPr>
+                      <w:sz w:val="28"/>
+                      <w:szCs w:val="28"/>
+                      <w:lang w:val="vi-VN"/>
+                    </w:rPr>
+                    <w:t>3.4</w:t>
+                  </w:r>
+                </w:p>
+              </w:tc>
+              <w:tc>
+                <w:tcPr>
+                  <w:tcW w:w="0" w:type="auto"/>
+                  <w:tcBorders>
+                    <w:top w:val="single" w:sz="4" w:space="0" w:color="000000"/>
+                    <w:left w:val="single" w:sz="4" w:space="0" w:color="000000"/>
+                    <w:bottom w:val="single" w:sz="4" w:space="0" w:color="000000"/>
+                    <w:right w:val="single" w:sz="4" w:space="0" w:color="000000"/>
+                  </w:tcBorders>
+                  <w:shd w:val="clear" w:color="auto" w:fill="auto"/>
+                  <w:tcMar>
+                    <w:top w:w="0" w:type="dxa"/>
+                    <w:left w:w="115" w:type="dxa"/>
+                    <w:bottom w:w="0" w:type="dxa"/>
+                    <w:right w:w="115" w:type="dxa"/>
+                  </w:tcMar>
+                </w:tcPr>
+                <w:p>
+                  <w:pPr>
+                    <w:pStyle w:val="NormalWeb"/>
+                    <w:spacing w:before="0" w:beforeAutospacing="0" w:after="120" w:afterAutospacing="0" w:line="22" w:lineRule="atLeast"/>
+                    <w:rPr>
+                      <w:color w:val="000000"/>
+                      <w:sz w:val="28"/>
+                      <w:szCs w:val="28"/>
+                      <w:lang w:val="vi-VN"/>
+                    </w:rPr>
+                  </w:pPr>
+                  <w:r>
+                    <w:rPr>
+                      <w:color w:val="000000"/>
+                      <w:sz w:val="28"/>
+                      <w:szCs w:val="28"/>
+                    </w:rPr>
+                    <w:t>Hệ</w:t>
+                  </w:r>
+                  <w:r>
+                    <w:rPr>
+                      <w:color w:val="000000"/>
+                      <w:sz w:val="28"/>
+                      <w:szCs w:val="28"/>
+                      <w:lang w:val="vi-VN"/>
+                    </w:rPr>
+                    <w:t xml:space="preserve"> thống</w:t>
+                  </w:r>
+                </w:p>
+              </w:tc>
+              <w:tc>
+                <w:tcPr>
+                  <w:tcW w:w="5546" w:type="dxa"/>
+                  <w:tcBorders>
+                    <w:top w:val="single" w:sz="4" w:space="0" w:color="000000"/>
+                    <w:left w:val="single" w:sz="4" w:space="0" w:color="000000"/>
+                    <w:bottom w:val="single" w:sz="4" w:space="0" w:color="000000"/>
+                    <w:right w:val="single" w:sz="4" w:space="0" w:color="000000"/>
+                  </w:tcBorders>
+                  <w:shd w:val="clear" w:color="auto" w:fill="auto"/>
+                  <w:tcMar>
+                    <w:top w:w="0" w:type="dxa"/>
+                    <w:left w:w="115" w:type="dxa"/>
+                    <w:bottom w:w="0" w:type="dxa"/>
+                    <w:right w:w="115" w:type="dxa"/>
+                  </w:tcMar>
+                </w:tcPr>
+                <w:p>
+                  <w:pPr>
+                    <w:pStyle w:val="NormalWeb"/>
+                    <w:spacing w:before="0" w:beforeAutospacing="0" w:after="120" w:afterAutospacing="0" w:line="22" w:lineRule="atLeast"/>
+                    <w:rPr>
+                      <w:color w:val="000000"/>
+                      <w:sz w:val="28"/>
+                      <w:szCs w:val="28"/>
+                      <w:shd w:val="clear" w:color="auto" w:fill="FFFFFF"/>
+                      <w:lang w:val="vi-VN"/>
+                    </w:rPr>
+                  </w:pPr>
+                  <w:r>
+                    <w:rPr>
+                      <w:color w:val="000000"/>
+                      <w:sz w:val="28"/>
+                      <w:szCs w:val="28"/>
+                      <w:shd w:val="clear" w:color="auto" w:fill="FFFFFF"/>
+                    </w:rPr>
+                    <w:t>Kiểm</w:t>
+                  </w:r>
+                  <w:r>
+                    <w:rPr>
+                      <w:color w:val="000000"/>
+                      <w:sz w:val="28"/>
+                      <w:szCs w:val="28"/>
+                      <w:shd w:val="clear" w:color="auto" w:fill="FFFFFF"/>
+                      <w:lang w:val="vi-VN"/>
+                    </w:rPr>
+                    <w:t xml:space="preserve"> tra xem dữ liệu có hợp lệ không, nếu hợp lệ thì cập nhật dữ liệu vừa nhập vào cơ sở dữ liệu sau đó hiển thị lại màn hình danh sách.</w:t>
+                  </w:r>
+                </w:p>
+              </w:tc>
+            </w:tr>
+            <w:tr>
+              <w:tc>
+                <w:tcPr>
+                  <w:tcW w:w="0" w:type="auto"/>
+                  <w:vMerge w:val="restart"/>
+                  <w:tcBorders>
+                    <w:top w:val="single" w:sz="4" w:space="0" w:color="auto"/>
+                    <w:left w:val="single" w:sz="4" w:space="0" w:color="auto"/>
+                    <w:right w:val="single" w:sz="4" w:space="0" w:color="auto"/>
+                  </w:tcBorders>
+                  <w:shd w:val="clear" w:color="auto" w:fill="D9D9D9"/>
+                  <w:tcMar>
+                    <w:top w:w="0" w:type="dxa"/>
+                    <w:left w:w="115" w:type="dxa"/>
+                    <w:bottom w:w="0" w:type="dxa"/>
+                    <w:right w:w="115" w:type="dxa"/>
+                  </w:tcMar>
+                </w:tcPr>
+                <w:p>
+                  <w:pPr>
+                    <w:ind w:firstLine="0"/>
+                    <w:jc w:val="left"/>
+                    <w:rPr>
+                      <w:rFonts w:cs="Times New Roman"/>
+                    </w:rPr>
+                  </w:pPr>
+                  <w:r>
+                    <w:rPr>
+                      <w:rFonts w:cs="Times New Roman"/>
+                      <w:color w:val="000000"/>
+                    </w:rPr>
+                    <w:lastRenderedPageBreak/>
+                    <w:t>Luồng rẽ nhánh</w:t>
+                  </w:r>
+                </w:p>
+              </w:tc>
+              <w:tc>
+                <w:tcPr>
+                  <w:tcW w:w="0" w:type="auto"/>
+                  <w:tcBorders>
+                    <w:top w:val="single" w:sz="4" w:space="0" w:color="000000"/>
+                    <w:left w:val="single" w:sz="4" w:space="0" w:color="auto"/>
+                    <w:bottom w:val="single" w:sz="4" w:space="0" w:color="000000"/>
+                    <w:right w:val="single" w:sz="4" w:space="0" w:color="000000"/>
+                  </w:tcBorders>
+                  <w:shd w:val="clear" w:color="auto" w:fill="auto"/>
+                  <w:tcMar>
+                    <w:top w:w="0" w:type="dxa"/>
+                    <w:left w:w="115" w:type="dxa"/>
+                    <w:bottom w:w="0" w:type="dxa"/>
+                    <w:right w:w="115" w:type="dxa"/>
+                  </w:tcMar>
+                </w:tcPr>
+                <w:p>
+                  <w:pPr>
+                    <w:pStyle w:val="NormalWeb"/>
+                    <w:spacing w:before="0" w:beforeAutospacing="0" w:after="120" w:afterAutospacing="0" w:line="22" w:lineRule="atLeast"/>
+                    <w:rPr>
+                      <w:sz w:val="28"/>
+                      <w:szCs w:val="28"/>
+                      <w:lang w:val="vi-VN"/>
+                    </w:rPr>
+                  </w:pPr>
+                  <w:r>
+                    <w:rPr>
+                      <w:sz w:val="28"/>
+                      <w:szCs w:val="28"/>
+                      <w:lang w:val="vi-VN"/>
+                    </w:rPr>
+                    <w:t>*.1</w:t>
+                  </w:r>
+                </w:p>
+              </w:tc>
+              <w:tc>
+                <w:tcPr>
+                  <w:tcW w:w="0" w:type="auto"/>
+                  <w:tcBorders>
+                    <w:top w:val="single" w:sz="4" w:space="0" w:color="000000"/>
+                    <w:left w:val="single" w:sz="4" w:space="0" w:color="000000"/>
+                    <w:bottom w:val="single" w:sz="4" w:space="0" w:color="000000"/>
+                    <w:right w:val="single" w:sz="4" w:space="0" w:color="000000"/>
+                  </w:tcBorders>
+                  <w:shd w:val="clear" w:color="auto" w:fill="auto"/>
+                  <w:tcMar>
+                    <w:top w:w="0" w:type="dxa"/>
+                    <w:left w:w="115" w:type="dxa"/>
+                    <w:bottom w:w="0" w:type="dxa"/>
+                    <w:right w:w="115" w:type="dxa"/>
+                  </w:tcMar>
+                </w:tcPr>
+                <w:p>
+                  <w:pPr>
+                    <w:pStyle w:val="NormalWeb"/>
+                    <w:spacing w:before="0" w:beforeAutospacing="0" w:after="120" w:afterAutospacing="0" w:line="22" w:lineRule="atLeast"/>
+                    <w:rPr>
+                      <w:color w:val="000000"/>
+                      <w:sz w:val="28"/>
+                      <w:szCs w:val="28"/>
+                      <w:lang w:val="vi-VN"/>
+                    </w:rPr>
+                  </w:pPr>
+                  <w:r>
+                    <w:rPr>
+                      <w:color w:val="000000"/>
+                      <w:sz w:val="28"/>
+                      <w:szCs w:val="28"/>
+                    </w:rPr>
+                    <w:t>Hệ</w:t>
+                  </w:r>
+                  <w:r>
+                    <w:rPr>
+                      <w:color w:val="000000"/>
+                      <w:sz w:val="28"/>
+                      <w:szCs w:val="28"/>
+                      <w:lang w:val="vi-VN"/>
+                    </w:rPr>
+                    <w:t xml:space="preserve"> thống</w:t>
+                  </w:r>
+                </w:p>
+              </w:tc>
+              <w:tc>
+                <w:tcPr>
+                  <w:tcW w:w="5546" w:type="dxa"/>
+                  <w:tcBorders>
+                    <w:top w:val="single" w:sz="4" w:space="0" w:color="000000"/>
+                    <w:left w:val="single" w:sz="4" w:space="0" w:color="000000"/>
+                    <w:bottom w:val="single" w:sz="4" w:space="0" w:color="000000"/>
+                    <w:right w:val="single" w:sz="4" w:space="0" w:color="000000"/>
+                  </w:tcBorders>
+                  <w:shd w:val="clear" w:color="auto" w:fill="auto"/>
+                  <w:tcMar>
+                    <w:top w:w="0" w:type="dxa"/>
+                    <w:left w:w="115" w:type="dxa"/>
+                    <w:bottom w:w="0" w:type="dxa"/>
+                    <w:right w:w="115" w:type="dxa"/>
+                  </w:tcMar>
+                </w:tcPr>
+                <w:p>
+                  <w:pPr>
+                    <w:pStyle w:val="NormalWeb"/>
+                    <w:spacing w:before="0" w:beforeAutospacing="0" w:after="120" w:afterAutospacing="0" w:line="22" w:lineRule="atLeast"/>
+                    <w:rPr>
+                      <w:color w:val="000000"/>
+                      <w:sz w:val="28"/>
+                      <w:szCs w:val="28"/>
+                      <w:shd w:val="clear" w:color="auto" w:fill="FFFFFF"/>
+                    </w:rPr>
+                  </w:pPr>
+                  <w:r>
+                    <w:rPr>
+                      <w:color w:val="000000"/>
+                      <w:sz w:val="28"/>
+                      <w:szCs w:val="28"/>
+                      <w:shd w:val="clear" w:color="auto" w:fill="FFFFFF"/>
+                      <w:lang w:val="vi-VN"/>
+                    </w:rPr>
+                    <w:t>Tại từng giai đoạn, nếu hệ thống gặp lỗi phía Client, trả ra các lỗi 4xx.</w:t>
+                  </w:r>
+                </w:p>
+              </w:tc>
+            </w:tr>
+            <w:tr>
+              <w:tc>
+                <w:tcPr>
+                  <w:tcW w:w="0" w:type="auto"/>
+                  <w:vMerge/>
+                  <w:tcBorders>
+                    <w:left w:val="single" w:sz="4" w:space="0" w:color="auto"/>
+                    <w:bottom w:val="single" w:sz="4" w:space="0" w:color="auto"/>
+                    <w:right w:val="single" w:sz="4" w:space="0" w:color="auto"/>
+                  </w:tcBorders>
+                  <w:shd w:val="clear" w:color="auto" w:fill="D9D9D9"/>
+                  <w:tcMar>
+                    <w:top w:w="0" w:type="dxa"/>
+                    <w:left w:w="115" w:type="dxa"/>
+                    <w:bottom w:w="0" w:type="dxa"/>
+                    <w:right w:w="115" w:type="dxa"/>
+                  </w:tcMar>
+                </w:tcPr>
+                <w:p>
+                  <w:pPr>
+                    <w:ind w:firstLine="0"/>
+                    <w:jc w:val="left"/>
+                    <w:rPr>
+                      <w:rFonts w:cs="Times New Roman"/>
+                      <w:color w:val="000000"/>
+                    </w:rPr>
+                  </w:pPr>
+                </w:p>
+              </w:tc>
+              <w:tc>
+                <w:tcPr>
+                  <w:tcW w:w="0" w:type="auto"/>
+                  <w:tcBorders>
+                    <w:top w:val="single" w:sz="4" w:space="0" w:color="000000"/>
+                    <w:left w:val="single" w:sz="4" w:space="0" w:color="auto"/>
+                    <w:bottom w:val="single" w:sz="4" w:space="0" w:color="000000"/>
+                    <w:right w:val="single" w:sz="4" w:space="0" w:color="000000"/>
+                  </w:tcBorders>
+                  <w:shd w:val="clear" w:color="auto" w:fill="auto"/>
+                  <w:tcMar>
+                    <w:top w:w="0" w:type="dxa"/>
+                    <w:left w:w="115" w:type="dxa"/>
+                    <w:bottom w:w="0" w:type="dxa"/>
+                    <w:right w:w="115" w:type="dxa"/>
+                  </w:tcMar>
+                </w:tcPr>
+                <w:p>
+                  <w:pPr>
+                    <w:pStyle w:val="NormalWeb"/>
+                    <w:spacing w:before="0" w:beforeAutospacing="0" w:after="120" w:afterAutospacing="0" w:line="22" w:lineRule="atLeast"/>
+                    <w:rPr>
+                      <w:sz w:val="28"/>
+                      <w:szCs w:val="28"/>
+                      <w:lang w:val="vi-VN"/>
+                    </w:rPr>
+                  </w:pPr>
+                  <w:r>
+                    <w:rPr>
+                      <w:sz w:val="28"/>
+                      <w:szCs w:val="28"/>
+                      <w:lang w:val="vi-VN"/>
+                    </w:rPr>
+                    <w:t>*.2</w:t>
+                  </w:r>
+                </w:p>
+              </w:tc>
+              <w:tc>
+                <w:tcPr>
+                  <w:tcW w:w="0" w:type="auto"/>
+                  <w:tcBorders>
+                    <w:top w:val="single" w:sz="4" w:space="0" w:color="000000"/>
+                    <w:left w:val="single" w:sz="4" w:space="0" w:color="000000"/>
+                    <w:bottom w:val="single" w:sz="4" w:space="0" w:color="000000"/>
+                    <w:right w:val="single" w:sz="4" w:space="0" w:color="000000"/>
+                  </w:tcBorders>
+                  <w:shd w:val="clear" w:color="auto" w:fill="auto"/>
+                  <w:tcMar>
+                    <w:top w:w="0" w:type="dxa"/>
+                    <w:left w:w="115" w:type="dxa"/>
+                    <w:bottom w:w="0" w:type="dxa"/>
+                    <w:right w:w="115" w:type="dxa"/>
+                  </w:tcMar>
+                </w:tcPr>
+                <w:p>
+                  <w:pPr>
+                    <w:pStyle w:val="NormalWeb"/>
+                    <w:spacing w:before="0" w:beforeAutospacing="0" w:after="120" w:afterAutospacing="0" w:line="22" w:lineRule="atLeast"/>
+                    <w:rPr>
+                      <w:color w:val="000000"/>
+                      <w:sz w:val="28"/>
+                      <w:szCs w:val="28"/>
+                      <w:lang w:val="vi-VN"/>
+                    </w:rPr>
+                  </w:pPr>
+                  <w:r>
+                    <w:rPr>
+                      <w:color w:val="000000"/>
+                      <w:sz w:val="28"/>
+                      <w:szCs w:val="28"/>
+                    </w:rPr>
+                    <w:t>Hệ</w:t>
+                  </w:r>
+                  <w:r>
+                    <w:rPr>
+                      <w:color w:val="000000"/>
+                      <w:sz w:val="28"/>
+                      <w:szCs w:val="28"/>
+                      <w:lang w:val="vi-VN"/>
+                    </w:rPr>
+                    <w:t xml:space="preserve"> thống</w:t>
+                  </w:r>
+                </w:p>
+              </w:tc>
+              <w:tc>
+                <w:tcPr>
+                  <w:tcW w:w="5546" w:type="dxa"/>
+                  <w:tcBorders>
+                    <w:top w:val="single" w:sz="4" w:space="0" w:color="000000"/>
+                    <w:left w:val="single" w:sz="4" w:space="0" w:color="000000"/>
+                    <w:bottom w:val="single" w:sz="4" w:space="0" w:color="000000"/>
+                    <w:right w:val="single" w:sz="4" w:space="0" w:color="000000"/>
+                  </w:tcBorders>
+                  <w:shd w:val="clear" w:color="auto" w:fill="auto"/>
+                  <w:tcMar>
+                    <w:top w:w="0" w:type="dxa"/>
+                    <w:left w:w="115" w:type="dxa"/>
+                    <w:bottom w:w="0" w:type="dxa"/>
+                    <w:right w:w="115" w:type="dxa"/>
+                  </w:tcMar>
+                </w:tcPr>
+                <w:p>
+                  <w:pPr>
+                    <w:pStyle w:val="NormalWeb"/>
+                    <w:spacing w:before="0" w:beforeAutospacing="0" w:after="120" w:afterAutospacing="0" w:line="22" w:lineRule="atLeast"/>
+                    <w:rPr>
+                      <w:color w:val="000000"/>
+                      <w:sz w:val="28"/>
+                      <w:szCs w:val="28"/>
+                      <w:shd w:val="clear" w:color="auto" w:fill="FFFFFF"/>
+                      <w:lang w:val="vi-VN"/>
+                    </w:rPr>
+                  </w:pPr>
+                  <w:r>
+                    <w:rPr>
+                      <w:color w:val="000000"/>
+                      <w:sz w:val="28"/>
+                      <w:szCs w:val="28"/>
+                      <w:shd w:val="clear" w:color="auto" w:fill="FFFFFF"/>
+                      <w:lang w:val="vi-VN"/>
+                    </w:rPr>
+                    <w:t>Tại từng giai đoạn, nếu hệ thống gặp lỗi phía Client, trả ra các lỗi 5xx.</w:t>
+                  </w:r>
+                </w:p>
+              </w:tc>
+            </w:tr>
+          </w:tbl>
+          <w:p>
+            <w:pPr>
+              <w:pStyle w:val="NormalWeb"/>
+              <w:spacing w:before="0" w:beforeAutospacing="0" w:after="120" w:afterAutospacing="0" w:line="22" w:lineRule="atLeast"/>
+              <w:rPr>
+                <w:sz w:val="28"/>
+                <w:szCs w:val="28"/>
+              </w:rPr>
+            </w:pPr>
+            <w:r>
+              <w:rPr>
+                <w:color w:val="000000"/>
+                <w:sz w:val="28"/>
+                <w:szCs w:val="28"/>
+              </w:rPr>
+              <w:t> </w:t>
+            </w:r>
+          </w:p>
+        </w:tc>
+      </w:tr>
+      <w:tr>
+        <w:trPr>
+          <w:trHeight w:val="680"/>
+        </w:trPr>
+        <w:tc>
+          <w:tcPr>
+            <w:tcW w:w="0" w:type="auto"/>
+            <w:tcBorders>
+              <w:top w:val="single" w:sz="4" w:space="0" w:color="000000"/>
+              <w:left w:val="single" w:sz="4" w:space="0" w:color="000000"/>
+              <w:bottom w:val="single" w:sz="4" w:space="0" w:color="000000"/>
+              <w:right w:val="single" w:sz="4" w:space="0" w:color="000000"/>
+            </w:tcBorders>
+            <w:shd w:val="clear" w:color="auto" w:fill="D9D9D9"/>
+            <w:tcMar>
+              <w:top w:w="0" w:type="dxa"/>
+              <w:left w:w="115" w:type="dxa"/>
+              <w:bottom w:w="0" w:type="dxa"/>
+              <w:right w:w="115" w:type="dxa"/>
+            </w:tcMar>
+          </w:tcPr>
+          <w:p>
+            <w:pPr>
+              <w:pStyle w:val="NormalWeb"/>
+              <w:spacing w:before="0" w:beforeAutospacing="0" w:after="120" w:afterAutospacing="0" w:line="22" w:lineRule="atLeast"/>
+            </w:pPr>
+            <w:r>
+              <w:rPr>
+                <w:color w:val="000000"/>
+                <w:sz w:val="28"/>
+                <w:szCs w:val="28"/>
+              </w:rPr>
+              <w:lastRenderedPageBreak/>
+              <w:t>Các yêu cầu đặc biệt </w:t>
+            </w:r>
+          </w:p>
+        </w:tc>
+        <w:tc>
+          <w:tcPr>
+            <w:tcW w:w="0" w:type="auto"/>
+            <w:gridSpan w:val="3"/>
+            <w:tcBorders>
+              <w:top w:val="single" w:sz="4" w:space="0" w:color="000000"/>
+              <w:left w:val="single" w:sz="4" w:space="0" w:color="000000"/>
+              <w:bottom w:val="single" w:sz="4" w:space="0" w:color="000000"/>
+              <w:right w:val="single" w:sz="4" w:space="0" w:color="000000"/>
+            </w:tcBorders>
+            <w:shd w:val="clear" w:color="auto" w:fill="auto"/>
+            <w:tcMar>
+              <w:top w:w="0" w:type="dxa"/>
+              <w:left w:w="115" w:type="dxa"/>
+              <w:bottom w:w="0" w:type="dxa"/>
+              <w:right w:w="115" w:type="dxa"/>
+            </w:tcMar>
+          </w:tcPr>
+          <w:p>
+            <w:pPr>
+              <w:pStyle w:val="NormalWeb"/>
+              <w:spacing w:before="0" w:beforeAutospacing="0" w:after="120" w:afterAutospacing="0" w:line="22" w:lineRule="atLeast"/>
+              <w:rPr>
+                <w:sz w:val="28"/>
+                <w:szCs w:val="28"/>
+                <w:lang w:val="vi-VN"/>
+              </w:rPr>
+            </w:pPr>
+            <w:r>
+              <w:rPr>
+                <w:color w:val="000000"/>
+                <w:sz w:val="28"/>
+                <w:szCs w:val="28"/>
+                <w:shd w:val="clear" w:color="auto" w:fill="FFFFFF"/>
+              </w:rPr>
+              <w:t>Không</w:t>
+            </w:r>
+            <w:r>
+              <w:rPr>
+                <w:color w:val="000000"/>
+                <w:sz w:val="28"/>
+                <w:szCs w:val="28"/>
+                <w:shd w:val="clear" w:color="auto" w:fill="FFFFFF"/>
+                <w:lang w:val="vi-VN"/>
+              </w:rPr>
+              <w:t xml:space="preserve"> có</w:t>
+            </w:r>
+          </w:p>
+        </w:tc>
+      </w:tr>
+      <w:tr>
+        <w:trPr>
+          <w:trHeight w:val="680"/>
+        </w:trPr>
+        <w:tc>
+          <w:tcPr>
+            <w:tcW w:w="0" w:type="auto"/>
+            <w:tcBorders>
+              <w:top w:val="single" w:sz="4" w:space="0" w:color="000000"/>
+              <w:left w:val="single" w:sz="4" w:space="0" w:color="000000"/>
+              <w:bottom w:val="single" w:sz="4" w:space="0" w:color="000000"/>
+              <w:right w:val="single" w:sz="4" w:space="0" w:color="000000"/>
+            </w:tcBorders>
+            <w:shd w:val="clear" w:color="auto" w:fill="D9D9D9"/>
+            <w:tcMar>
+              <w:top w:w="0" w:type="dxa"/>
+              <w:left w:w="115" w:type="dxa"/>
+              <w:bottom w:w="0" w:type="dxa"/>
+              <w:right w:w="115" w:type="dxa"/>
+            </w:tcMar>
+          </w:tcPr>
+          <w:p>
+            <w:pPr>
+              <w:pStyle w:val="NormalWeb"/>
+              <w:spacing w:before="0" w:beforeAutospacing="0" w:after="120" w:afterAutospacing="0" w:line="22" w:lineRule="atLeast"/>
+            </w:pPr>
+            <w:r>
+              <w:rPr>
+                <w:color w:val="000000"/>
+                <w:sz w:val="28"/>
+                <w:szCs w:val="28"/>
+              </w:rPr>
+              <w:t>Hậu điều kiện</w:t>
+            </w:r>
+          </w:p>
+        </w:tc>
+        <w:tc>
+          <w:tcPr>
+            <w:tcW w:w="0" w:type="auto"/>
+            <w:gridSpan w:val="3"/>
+            <w:tcBorders>
+              <w:top w:val="single" w:sz="4" w:space="0" w:color="000000"/>
+              <w:left w:val="single" w:sz="4" w:space="0" w:color="000000"/>
+              <w:bottom w:val="single" w:sz="4" w:space="0" w:color="000000"/>
+              <w:right w:val="single" w:sz="4" w:space="0" w:color="000000"/>
+            </w:tcBorders>
+            <w:shd w:val="clear" w:color="auto" w:fill="auto"/>
+            <w:tcMar>
+              <w:top w:w="0" w:type="dxa"/>
+              <w:left w:w="115" w:type="dxa"/>
+              <w:bottom w:w="0" w:type="dxa"/>
+              <w:right w:w="115" w:type="dxa"/>
+            </w:tcMar>
+          </w:tcPr>
+          <w:p>
+            <w:pPr>
+              <w:pStyle w:val="NormalWeb"/>
+              <w:spacing w:before="0" w:beforeAutospacing="0" w:after="120" w:afterAutospacing="0" w:line="22" w:lineRule="atLeast"/>
+              <w:rPr>
+                <w:sz w:val="28"/>
+                <w:szCs w:val="28"/>
+                <w:lang w:val="vi-VN"/>
+              </w:rPr>
+            </w:pPr>
+            <w:r>
+              <w:rPr>
+                <w:color w:val="000000"/>
+                <w:sz w:val="28"/>
+                <w:szCs w:val="28"/>
+              </w:rPr>
+              <w:t>Không</w:t>
+            </w:r>
+            <w:r>
+              <w:rPr>
+                <w:color w:val="000000"/>
+                <w:sz w:val="28"/>
+                <w:szCs w:val="28"/>
+                <w:lang w:val="vi-VN"/>
+              </w:rPr>
+              <w:t xml:space="preserve"> có</w:t>
+            </w:r>
+          </w:p>
+        </w:tc>
+      </w:tr>
+      <w:tr>
+        <w:trPr>
+          <w:trHeight w:val="680"/>
+        </w:trPr>
+        <w:tc>
+          <w:tcPr>
+            <w:tcW w:w="0" w:type="auto"/>
+            <w:tcBorders>
+              <w:top w:val="single" w:sz="4" w:space="0" w:color="000000"/>
+              <w:left w:val="single" w:sz="4" w:space="0" w:color="000000"/>
+              <w:bottom w:val="single" w:sz="4" w:space="0" w:color="000000"/>
+              <w:right w:val="single" w:sz="4" w:space="0" w:color="000000"/>
+            </w:tcBorders>
+            <w:shd w:val="clear" w:color="auto" w:fill="D9D9D9"/>
+            <w:tcMar>
+              <w:top w:w="0" w:type="dxa"/>
+              <w:left w:w="115" w:type="dxa"/>
+              <w:bottom w:w="0" w:type="dxa"/>
+              <w:right w:w="115" w:type="dxa"/>
+            </w:tcMar>
+          </w:tcPr>
+          <w:p>
+            <w:pPr>
+              <w:pStyle w:val="NormalWeb"/>
+              <w:spacing w:before="0" w:beforeAutospacing="0" w:after="120" w:afterAutospacing="0" w:line="22" w:lineRule="atLeast"/>
+            </w:pPr>
+            <w:r>
+              <w:rPr>
+                <w:color w:val="000000"/>
+                <w:sz w:val="28"/>
+                <w:szCs w:val="28"/>
+              </w:rPr>
+              <w:t>Điểm mở rộng</w:t>
+            </w:r>
+          </w:p>
+        </w:tc>
+        <w:tc>
+          <w:tcPr>
+            <w:tcW w:w="0" w:type="auto"/>
+            <w:gridSpan w:val="3"/>
+            <w:tcBorders>
+              <w:top w:val="single" w:sz="4" w:space="0" w:color="000000"/>
+              <w:left w:val="single" w:sz="4" w:space="0" w:color="000000"/>
+              <w:bottom w:val="single" w:sz="4" w:space="0" w:color="000000"/>
+              <w:right w:val="single" w:sz="4" w:space="0" w:color="000000"/>
+            </w:tcBorders>
+            <w:shd w:val="clear" w:color="auto" w:fill="auto"/>
+            <w:tcMar>
+              <w:top w:w="0" w:type="dxa"/>
+              <w:left w:w="115" w:type="dxa"/>
+              <w:bottom w:w="0" w:type="dxa"/>
+              <w:right w:w="115" w:type="dxa"/>
+            </w:tcMar>
+          </w:tcPr>
+          <w:p>
+            <w:pPr>
+              <w:pStyle w:val="NormalWeb"/>
+              <w:keepNext/>
+              <w:spacing w:before="0" w:beforeAutospacing="0" w:after="120" w:afterAutospacing="0" w:line="22" w:lineRule="atLeast"/>
+              <w:rPr>
+                <w:sz w:val="28"/>
+                <w:szCs w:val="28"/>
+              </w:rPr>
+            </w:pPr>
+            <w:r>
+              <w:rPr>
+                <w:color w:val="000000"/>
+                <w:sz w:val="28"/>
+                <w:szCs w:val="28"/>
+                <w:shd w:val="clear" w:color="auto" w:fill="FFFFFF"/>
+              </w:rPr>
+              <w:t>Không có</w:t>
+            </w:r>
+          </w:p>
+        </w:tc>
+      </w:tr>
+    </w:tbl>
+    <w:p>
+      <w:pPr>
+        <w:rPr>
+          <w:lang w:val="vi-VN"/>
+        </w:rPr>
+      </w:pPr>
+    </w:p>
     <w:p>
       <w:pPr>
         <w:pStyle w:val="Heading3"/>
@@ -30086,7 +33446,7 @@
   <w:style w:type="paragraph" w:default="1" w:styleId="Normal">
     <w:name w:val="Normal"/>
     <w:qFormat/>
-    <w:rsid w:val="008054BB"/>
+    <w:rsid w:val="002E4743"/>
     <w:pPr>
       <w:spacing w:after="80" w:line="360" w:lineRule="auto"/>
       <w:ind w:firstLine="567"/>
